--- a/fuentes/CFA_01_13410565_DU.docx
+++ b/fuentes/CFA_01_13410565_DU.docx
@@ -5943,8 +5943,7 @@
     </w:p>
     <w:p>
       <w:pPr>
-        <w:pStyle w:val="Prrafodelista"/>
-        <w:ind w:left="1429" w:firstLine="0"/>
+        <w:ind w:left="1418" w:firstLine="0"/>
       </w:pPr>
       <w:r>
         <w:t>Desplaza únicamente la primera línea de cada párrafo hacia la derecha, tradicionalmente entre 1.27 cm (0.5 pulgadas) en documentos académicos. Esta convención señala visualmente el inicio de nuevos párrafos, sin requerir espacio adicional entre ellos.</w:t>
@@ -9249,1415 +9248,483 @@
     </w:p>
     <w:p>
       <w:pPr>
-        <w:rPr>
-          <w:color w:val="000000" w:themeColor="text1"/>
-        </w:rPr>
-      </w:pPr>
-      <w:r>
-        <w:rPr>
-          <w:color w:val="000000" w:themeColor="text1"/>
-        </w:rPr>
-        <w:t>Estilos</w:t>
-      </w:r>
-    </w:p>
-    <w:p>
-      <w:pPr>
-        <w:rPr>
-          <w:color w:val="000000" w:themeColor="text1"/>
-        </w:rPr>
-      </w:pPr>
-      <w:r>
-        <w:rPr>
-          <w:color w:val="000000" w:themeColor="text1"/>
-        </w:rPr>
-        <w:t>Borra</w:t>
-      </w:r>
-      <w:r>
-        <w:rPr>
-          <w:color w:val="000000" w:themeColor="text1"/>
-        </w:rPr>
-        <w:t>r</w:t>
-      </w:r>
-      <w:r>
-        <w:rPr>
-          <w:color w:val="000000" w:themeColor="text1"/>
-        </w:rPr>
-        <w:t xml:space="preserve"> todo</w:t>
-      </w:r>
-      <w:r>
-        <w:rPr>
-          <w:color w:val="000000" w:themeColor="text1"/>
-        </w:rPr>
-        <w:tab/>
-      </w:r>
-      <w:r>
-        <w:rPr>
-          <w:color w:val="000000" w:themeColor="text1"/>
-        </w:rPr>
-        <w:tab/>
-      </w:r>
-      <w:r>
-        <w:rPr>
-          <w:color w:val="000000" w:themeColor="text1"/>
-        </w:rPr>
-        <w:tab/>
-      </w:r>
-      <w:r>
-        <w:rPr>
-          <w:color w:val="000000" w:themeColor="text1"/>
-        </w:rPr>
-        <w:tab/>
-      </w:r>
-      <w:r>
-        <w:rPr>
-          <w:color w:val="000000" w:themeColor="text1"/>
-        </w:rPr>
-        <w:tab/>
-      </w:r>
-      <w:r>
-        <w:rPr>
-          <w:color w:val="000000" w:themeColor="text1"/>
-        </w:rPr>
-        <w:tab/>
-      </w:r>
-      <w:r>
-        <w:rPr>
-          <w:color w:val="000000" w:themeColor="text1"/>
-        </w:rPr>
-        <w:tab/>
-      </w:r>
-      <w:r>
-        <w:rPr>
-          <w:color w:val="000000" w:themeColor="text1"/>
-        </w:rPr>
-        <w:tab/>
-      </w:r>
-      <w:r>
-        <w:rPr>
-          <w:color w:val="000000" w:themeColor="text1"/>
-        </w:rPr>
-        <w:tab/>
-      </w:r>
-      <w:r>
-        <w:rPr>
-          <w:color w:val="000000" w:themeColor="text1"/>
-        </w:rPr>
-        <w:tab/>
-      </w:r>
-      <w:r>
-        <w:rPr>
-          <w:color w:val="000000" w:themeColor="text1"/>
-        </w:rPr>
-        <w:t xml:space="preserve">      </w:t>
-      </w:r>
-      <w:r>
-        <w:rPr>
-          <w:color w:val="000000" w:themeColor="text1"/>
-        </w:rPr>
-        <w:t>¶</w:t>
-      </w:r>
-    </w:p>
-    <w:p>
-      <w:pPr>
-        <w:rPr>
-          <w:color w:val="000000" w:themeColor="text1"/>
-        </w:rPr>
-      </w:pPr>
-      <w:r>
-        <w:rPr>
-          <w:color w:val="000000" w:themeColor="text1"/>
-        </w:rPr>
-        <w:t xml:space="preserve">Normal ------------------------------------------------------------------------------------ </w:t>
-      </w:r>
-      <w:r>
-        <w:rPr>
-          <w:color w:val="000000" w:themeColor="text1"/>
-        </w:rPr>
-        <w:t>¶</w:t>
-      </w:r>
-    </w:p>
-    <w:p>
-      <w:pPr>
-        <w:rPr>
-          <w:color w:val="000000" w:themeColor="text1"/>
-        </w:rPr>
-      </w:pPr>
-      <w:r>
-        <w:rPr>
-          <w:color w:val="000000" w:themeColor="text1"/>
-        </w:rPr>
-        <w:t>Sin espaciado</w:t>
-      </w:r>
-      <w:r>
-        <w:rPr>
-          <w:color w:val="000000" w:themeColor="text1"/>
-        </w:rPr>
-        <w:tab/>
-      </w:r>
-      <w:r>
-        <w:rPr>
-          <w:color w:val="000000" w:themeColor="text1"/>
-        </w:rPr>
-        <w:tab/>
-      </w:r>
-      <w:r>
-        <w:rPr>
-          <w:color w:val="000000" w:themeColor="text1"/>
-        </w:rPr>
-        <w:tab/>
-      </w:r>
-      <w:r>
-        <w:rPr>
-          <w:color w:val="000000" w:themeColor="text1"/>
-        </w:rPr>
-        <w:tab/>
-      </w:r>
-      <w:r>
-        <w:rPr>
-          <w:color w:val="000000" w:themeColor="text1"/>
-        </w:rPr>
-        <w:tab/>
-      </w:r>
-      <w:r>
-        <w:rPr>
-          <w:color w:val="000000" w:themeColor="text1"/>
-        </w:rPr>
-        <w:tab/>
-      </w:r>
-      <w:r>
-        <w:rPr>
-          <w:color w:val="000000" w:themeColor="text1"/>
-        </w:rPr>
-        <w:tab/>
-      </w:r>
-      <w:r>
-        <w:rPr>
-          <w:color w:val="000000" w:themeColor="text1"/>
-        </w:rPr>
-        <w:tab/>
-      </w:r>
-      <w:r>
-        <w:rPr>
-          <w:color w:val="000000" w:themeColor="text1"/>
-        </w:rPr>
-        <w:tab/>
-        <w:t xml:space="preserve">      ¶</w:t>
-      </w:r>
-    </w:p>
-    <w:p>
-      <w:pPr>
-        <w:rPr>
-          <w:color w:val="000000" w:themeColor="text1"/>
-        </w:rPr>
-      </w:pPr>
-      <w:r>
-        <w:rPr>
-          <w:color w:val="000000" w:themeColor="text1"/>
-        </w:rPr>
-        <w:t>Título 1 ------------------------------------------------------------------------------------</w:t>
-      </w:r>
-      <w:r>
-        <w:rPr>
-          <w:color w:val="000000" w:themeColor="text1"/>
+        <w:shd w:val="clear" w:color="auto" w:fill="FFFFFF"/>
+        <w:spacing w:before="0" w:after="0" w:line="300" w:lineRule="atLeast"/>
+        <w:ind w:firstLine="0"/>
+        <w:rPr>
+          <w:rFonts w:ascii="Segoe UI" w:eastAsia="Times New Roman" w:hAnsi="Segoe UI" w:cs="Segoe UI"/>
+          <w:color w:val="242424"/>
+          <w:kern w:val="0"/>
+          <w:sz w:val="21"/>
+          <w:szCs w:val="21"/>
+          <w:lang w:eastAsia="es-CO"/>
+          <w14:ligatures w14:val="none"/>
+        </w:rPr>
+      </w:pPr>
+      <w:r>
+        <w:rPr>
+          <w:rFonts w:ascii="Segoe UI" w:eastAsia="Times New Roman" w:hAnsi="Segoe UI" w:cs="Segoe UI"/>
+          <w:color w:val="242424"/>
+          <w:kern w:val="0"/>
+          <w:sz w:val="21"/>
+          <w:szCs w:val="21"/>
+          <w:lang w:eastAsia="es-CO"/>
+          <w14:ligatures w14:val="none"/>
+        </w:rPr>
+        <w:t xml:space="preserve">• </w:t>
+      </w:r>
+      <w:r>
+        <w:rPr>
+          <w:rFonts w:ascii="Segoe UI" w:eastAsia="Times New Roman" w:hAnsi="Segoe UI" w:cs="Segoe UI"/>
+          <w:b/>
+          <w:bCs/>
+          <w:color w:val="242424"/>
+          <w:kern w:val="0"/>
+          <w:sz w:val="21"/>
+          <w:szCs w:val="21"/>
+          <w:lang w:eastAsia="es-CO"/>
+          <w14:ligatures w14:val="none"/>
+        </w:rPr>
+        <w:t>Normal</w:t>
+      </w:r>
+      <w:r>
+        <w:rPr>
+          <w:rFonts w:ascii="Segoe UI" w:eastAsia="Times New Roman" w:hAnsi="Segoe UI" w:cs="Segoe UI"/>
+          <w:color w:val="242424"/>
+          <w:kern w:val="0"/>
+          <w:sz w:val="21"/>
+          <w:szCs w:val="21"/>
+          <w:lang w:eastAsia="es-CO"/>
+          <w14:ligatures w14:val="none"/>
         </w:rPr>
         <w:t xml:space="preserve"> </w:t>
       </w:r>
-      <w:r>
-        <w:rPr>
-          <w:color w:val="000000" w:themeColor="text1"/>
-        </w:rPr>
-        <w:t>¶</w:t>
-      </w:r>
-    </w:p>
-    <w:p>
-      <w:pPr>
-        <w:rPr>
-          <w:color w:val="000000" w:themeColor="text1"/>
-        </w:rPr>
-      </w:pPr>
-      <w:r>
-        <w:rPr>
-          <w:color w:val="000000" w:themeColor="text1"/>
+    </w:p>
+    <w:p>
+      <w:pPr>
+        <w:shd w:val="clear" w:color="auto" w:fill="FFFFFF"/>
+        <w:spacing w:before="0" w:after="0" w:line="300" w:lineRule="atLeast"/>
+        <w:ind w:firstLine="0"/>
+        <w:rPr>
+          <w:rFonts w:ascii="Segoe UI" w:eastAsia="Times New Roman" w:hAnsi="Segoe UI" w:cs="Segoe UI"/>
+          <w:color w:val="242424"/>
+          <w:kern w:val="0"/>
+          <w:sz w:val="21"/>
+          <w:szCs w:val="21"/>
+          <w:lang w:eastAsia="es-CO"/>
+          <w14:ligatures w14:val="none"/>
+        </w:rPr>
+      </w:pPr>
+      <w:r>
+        <w:rPr>
+          <w:rFonts w:ascii="Segoe UI" w:eastAsia="Times New Roman" w:hAnsi="Segoe UI" w:cs="Segoe UI"/>
+          <w:color w:val="242424"/>
+          <w:kern w:val="0"/>
+          <w:sz w:val="21"/>
+          <w:szCs w:val="21"/>
+          <w:lang w:eastAsia="es-CO"/>
+          <w14:ligatures w14:val="none"/>
+        </w:rPr>
+        <w:t>Para el cuerpo de texto principal del documento.</w:t>
+      </w:r>
+    </w:p>
+    <w:p>
+      <w:pPr>
+        <w:shd w:val="clear" w:color="auto" w:fill="FFFFFF"/>
+        <w:spacing w:before="0" w:after="0" w:line="300" w:lineRule="atLeast"/>
+        <w:ind w:firstLine="0"/>
+        <w:rPr>
+          <w:rFonts w:ascii="Segoe UI" w:eastAsia="Times New Roman" w:hAnsi="Segoe UI" w:cs="Segoe UI"/>
+          <w:color w:val="242424"/>
+          <w:kern w:val="0"/>
+          <w:sz w:val="21"/>
+          <w:szCs w:val="21"/>
+          <w:lang w:eastAsia="es-CO"/>
+          <w14:ligatures w14:val="none"/>
+        </w:rPr>
+      </w:pPr>
+      <w:r>
+        <w:rPr>
+          <w:rFonts w:ascii="Segoe UI" w:eastAsia="Times New Roman" w:hAnsi="Segoe UI" w:cs="Segoe UI"/>
+          <w:color w:val="242424"/>
+          <w:kern w:val="0"/>
+          <w:sz w:val="21"/>
+          <w:szCs w:val="21"/>
+          <w:lang w:eastAsia="es-CO"/>
+          <w14:ligatures w14:val="none"/>
+        </w:rPr>
+        <w:t xml:space="preserve">• </w:t>
+      </w:r>
+      <w:r>
+        <w:rPr>
+          <w:rFonts w:ascii="Segoe UI" w:eastAsia="Times New Roman" w:hAnsi="Segoe UI" w:cs="Segoe UI"/>
+          <w:b/>
+          <w:bCs/>
+          <w:color w:val="242424"/>
+          <w:kern w:val="0"/>
+          <w:sz w:val="21"/>
+          <w:szCs w:val="21"/>
+          <w:lang w:eastAsia="es-CO"/>
+          <w14:ligatures w14:val="none"/>
+        </w:rPr>
+        <w:t>Título 1</w:t>
+      </w:r>
+      <w:r>
+        <w:rPr>
+          <w:rFonts w:ascii="Segoe UI" w:eastAsia="Times New Roman" w:hAnsi="Segoe UI" w:cs="Segoe UI"/>
+          <w:color w:val="242424"/>
+          <w:kern w:val="0"/>
+          <w:sz w:val="21"/>
+          <w:szCs w:val="21"/>
+          <w:lang w:eastAsia="es-CO"/>
+          <w14:ligatures w14:val="none"/>
+        </w:rPr>
+        <w:t xml:space="preserve"> </w:t>
+      </w:r>
+    </w:p>
+    <w:p>
+      <w:pPr>
+        <w:shd w:val="clear" w:color="auto" w:fill="FFFFFF"/>
+        <w:spacing w:before="0" w:after="0" w:line="300" w:lineRule="atLeast"/>
+        <w:ind w:firstLine="0"/>
+        <w:rPr>
+          <w:rFonts w:ascii="Segoe UI" w:eastAsia="Times New Roman" w:hAnsi="Segoe UI" w:cs="Segoe UI"/>
+          <w:color w:val="242424"/>
+          <w:kern w:val="0"/>
+          <w:sz w:val="21"/>
+          <w:szCs w:val="21"/>
+          <w:lang w:eastAsia="es-CO"/>
+          <w14:ligatures w14:val="none"/>
+        </w:rPr>
+      </w:pPr>
+      <w:r>
+        <w:rPr>
+          <w:rFonts w:ascii="Segoe UI" w:eastAsia="Times New Roman" w:hAnsi="Segoe UI" w:cs="Segoe UI"/>
+          <w:color w:val="242424"/>
+          <w:kern w:val="0"/>
+          <w:sz w:val="21"/>
+          <w:szCs w:val="21"/>
+          <w:lang w:eastAsia="es-CO"/>
+          <w14:ligatures w14:val="none"/>
+        </w:rPr>
+        <w:t>Para los títulos de los capítulos principales.</w:t>
+      </w:r>
+    </w:p>
+    <w:p>
+      <w:pPr>
+        <w:shd w:val="clear" w:color="auto" w:fill="FFFFFF"/>
+        <w:spacing w:before="0" w:after="0" w:line="300" w:lineRule="atLeast"/>
+        <w:ind w:firstLine="0"/>
+        <w:rPr>
+          <w:rFonts w:ascii="Segoe UI" w:eastAsia="Times New Roman" w:hAnsi="Segoe UI" w:cs="Segoe UI"/>
+          <w:color w:val="242424"/>
+          <w:kern w:val="0"/>
+          <w:sz w:val="21"/>
+          <w:szCs w:val="21"/>
+          <w:lang w:eastAsia="es-CO"/>
+          <w14:ligatures w14:val="none"/>
+        </w:rPr>
+      </w:pPr>
+      <w:r>
+        <w:rPr>
+          <w:rFonts w:ascii="Segoe UI" w:eastAsia="Times New Roman" w:hAnsi="Segoe UI" w:cs="Segoe UI"/>
+          <w:color w:val="242424"/>
+          <w:kern w:val="0"/>
+          <w:sz w:val="21"/>
+          <w:szCs w:val="21"/>
+          <w:lang w:eastAsia="es-CO"/>
+          <w14:ligatures w14:val="none"/>
+        </w:rPr>
+        <w:t xml:space="preserve">• </w:t>
+      </w:r>
+      <w:r>
+        <w:rPr>
+          <w:rFonts w:ascii="Segoe UI" w:eastAsia="Times New Roman" w:hAnsi="Segoe UI" w:cs="Segoe UI"/>
+          <w:b/>
+          <w:bCs/>
+          <w:color w:val="242424"/>
+          <w:kern w:val="0"/>
+          <w:sz w:val="21"/>
+          <w:szCs w:val="21"/>
+          <w:lang w:eastAsia="es-CO"/>
+          <w14:ligatures w14:val="none"/>
         </w:rPr>
         <w:t>Título 2</w:t>
       </w:r>
       <w:r>
         <w:rPr>
-          <w:color w:val="000000" w:themeColor="text1"/>
-        </w:rPr>
-        <w:tab/>
-      </w:r>
-      <w:r>
-        <w:rPr>
-          <w:color w:val="000000" w:themeColor="text1"/>
-        </w:rPr>
-        <w:tab/>
-      </w:r>
-      <w:r>
-        <w:rPr>
-          <w:color w:val="000000" w:themeColor="text1"/>
-        </w:rPr>
-        <w:tab/>
-      </w:r>
-      <w:r>
-        <w:rPr>
-          <w:color w:val="000000" w:themeColor="text1"/>
-        </w:rPr>
-        <w:tab/>
-      </w:r>
-      <w:r>
-        <w:rPr>
-          <w:color w:val="000000" w:themeColor="text1"/>
-        </w:rPr>
-        <w:tab/>
-      </w:r>
-      <w:r>
-        <w:rPr>
-          <w:color w:val="000000" w:themeColor="text1"/>
-        </w:rPr>
-        <w:tab/>
-      </w:r>
-      <w:r>
-        <w:rPr>
-          <w:color w:val="000000" w:themeColor="text1"/>
-        </w:rPr>
-        <w:tab/>
-      </w:r>
-      <w:r>
-        <w:rPr>
-          <w:color w:val="000000" w:themeColor="text1"/>
-        </w:rPr>
-        <w:tab/>
-      </w:r>
-      <w:r>
-        <w:rPr>
-          <w:color w:val="000000" w:themeColor="text1"/>
-        </w:rPr>
-        <w:tab/>
-      </w:r>
-      <w:r>
-        <w:rPr>
-          <w:color w:val="000000" w:themeColor="text1"/>
-        </w:rPr>
-        <w:tab/>
-        <w:t xml:space="preserve">      ¶</w:t>
-      </w:r>
-    </w:p>
-    <w:p>
-      <w:pPr>
-        <w:rPr>
-          <w:color w:val="000000" w:themeColor="text1"/>
-        </w:rPr>
-      </w:pPr>
-      <w:r>
-        <w:rPr>
-          <w:color w:val="000000" w:themeColor="text1"/>
-        </w:rPr>
-        <w:t>T</w:t>
-      </w:r>
-      <w:r>
-        <w:rPr>
-          <w:color w:val="000000" w:themeColor="text1"/>
-        </w:rPr>
-        <w:t>ítulo -------------------------------------------------------------------------------------- ¶</w:t>
-      </w:r>
-    </w:p>
-    <w:p>
-      <w:pPr>
-        <w:rPr>
-          <w:color w:val="000000" w:themeColor="text1"/>
-        </w:rPr>
-      </w:pPr>
-      <w:r>
-        <w:rPr>
-          <w:color w:val="000000" w:themeColor="text1"/>
-        </w:rPr>
-        <w:t>Subtítulo</w:t>
-      </w:r>
-      <w:r>
-        <w:rPr>
-          <w:color w:val="000000" w:themeColor="text1"/>
-        </w:rPr>
-        <w:tab/>
-      </w:r>
-      <w:r>
-        <w:rPr>
-          <w:color w:val="000000" w:themeColor="text1"/>
-        </w:rPr>
-        <w:tab/>
-      </w:r>
-      <w:r>
-        <w:rPr>
-          <w:color w:val="000000" w:themeColor="text1"/>
-        </w:rPr>
-        <w:tab/>
-      </w:r>
-      <w:r>
-        <w:rPr>
-          <w:color w:val="000000" w:themeColor="text1"/>
-        </w:rPr>
-        <w:tab/>
-      </w:r>
-      <w:r>
-        <w:rPr>
-          <w:color w:val="000000" w:themeColor="text1"/>
-        </w:rPr>
-        <w:tab/>
-      </w:r>
-      <w:r>
-        <w:rPr>
-          <w:color w:val="000000" w:themeColor="text1"/>
-        </w:rPr>
-        <w:tab/>
-      </w:r>
-      <w:r>
-        <w:rPr>
-          <w:color w:val="000000" w:themeColor="text1"/>
-        </w:rPr>
-        <w:tab/>
-      </w:r>
-      <w:r>
-        <w:rPr>
-          <w:color w:val="000000" w:themeColor="text1"/>
-        </w:rPr>
-        <w:tab/>
-      </w:r>
-      <w:r>
-        <w:rPr>
-          <w:color w:val="000000" w:themeColor="text1"/>
-        </w:rPr>
-        <w:tab/>
-      </w:r>
-      <w:r>
-        <w:rPr>
-          <w:color w:val="000000" w:themeColor="text1"/>
-        </w:rPr>
-        <w:tab/>
-        <w:t xml:space="preserve">      </w:t>
-      </w:r>
-      <w:r>
-        <w:rPr>
-          <w:color w:val="000000" w:themeColor="text1"/>
-        </w:rPr>
-        <w:t>¶</w:t>
-      </w:r>
-    </w:p>
-    <w:p>
-      <w:pPr>
-        <w:rPr>
-          <w:color w:val="000000" w:themeColor="text1"/>
-        </w:rPr>
-      </w:pPr>
-      <w:r>
-        <w:rPr>
-          <w:color w:val="000000" w:themeColor="text1"/>
-        </w:rPr>
-        <w:t>Énfasis s</w:t>
-      </w:r>
-      <w:r>
-        <w:rPr>
-          <w:color w:val="000000" w:themeColor="text1"/>
-        </w:rPr>
-        <w:t>u</w:t>
-      </w:r>
-      <w:r>
-        <w:rPr>
-          <w:color w:val="000000" w:themeColor="text1"/>
-        </w:rPr>
-        <w:t>til</w:t>
-      </w:r>
-      <w:r>
-        <w:rPr>
-          <w:color w:val="000000" w:themeColor="text1"/>
-        </w:rPr>
-        <w:tab/>
-      </w:r>
-      <w:r>
-        <w:rPr>
-          <w:color w:val="000000" w:themeColor="text1"/>
-        </w:rPr>
-        <w:tab/>
-      </w:r>
-      <w:r>
-        <w:rPr>
-          <w:color w:val="000000" w:themeColor="text1"/>
-        </w:rPr>
-        <w:tab/>
-      </w:r>
-      <w:r>
-        <w:rPr>
-          <w:color w:val="000000" w:themeColor="text1"/>
-        </w:rPr>
-        <w:tab/>
-      </w:r>
-      <w:r>
-        <w:rPr>
-          <w:color w:val="000000" w:themeColor="text1"/>
-        </w:rPr>
-        <w:tab/>
-      </w:r>
-      <w:r>
-        <w:rPr>
-          <w:color w:val="000000" w:themeColor="text1"/>
-        </w:rPr>
-        <w:tab/>
-      </w:r>
-      <w:r>
-        <w:rPr>
-          <w:color w:val="000000" w:themeColor="text1"/>
-        </w:rPr>
-        <w:tab/>
-      </w:r>
-      <w:r>
-        <w:rPr>
-          <w:color w:val="000000" w:themeColor="text1"/>
-        </w:rPr>
-        <w:tab/>
-      </w:r>
-      <w:r>
-        <w:rPr>
-          <w:color w:val="000000" w:themeColor="text1"/>
-        </w:rPr>
-        <w:tab/>
-      </w:r>
-      <w:r>
-        <w:rPr>
-          <w:color w:val="000000" w:themeColor="text1"/>
-        </w:rPr>
-        <w:tab/>
-        <w:t xml:space="preserve">      </w:t>
-      </w:r>
-      <w:r>
-        <w:rPr>
-          <w:color w:val="000000" w:themeColor="text1"/>
-        </w:rPr>
-        <w:t>¶</w:t>
-      </w:r>
-    </w:p>
-    <w:p>
-      <w:pPr>
-        <w:rPr>
-          <w:color w:val="000000" w:themeColor="text1"/>
-        </w:rPr>
-      </w:pPr>
-      <w:r>
-        <w:rPr>
-          <w:color w:val="000000" w:themeColor="text1"/>
+          <w:rFonts w:ascii="Segoe UI" w:eastAsia="Times New Roman" w:hAnsi="Segoe UI" w:cs="Segoe UI"/>
+          <w:color w:val="242424"/>
+          <w:kern w:val="0"/>
+          <w:sz w:val="21"/>
+          <w:szCs w:val="21"/>
+          <w:lang w:eastAsia="es-CO"/>
+          <w14:ligatures w14:val="none"/>
+        </w:rPr>
+        <w:t xml:space="preserve"> </w:t>
+      </w:r>
+    </w:p>
+    <w:p>
+      <w:pPr>
+        <w:shd w:val="clear" w:color="auto" w:fill="FFFFFF"/>
+        <w:spacing w:before="0" w:after="0" w:line="300" w:lineRule="atLeast"/>
+        <w:ind w:firstLine="0"/>
+        <w:rPr>
+          <w:rFonts w:ascii="Segoe UI" w:eastAsia="Times New Roman" w:hAnsi="Segoe UI" w:cs="Segoe UI"/>
+          <w:color w:val="242424"/>
+          <w:kern w:val="0"/>
+          <w:sz w:val="21"/>
+          <w:szCs w:val="21"/>
+          <w:lang w:eastAsia="es-CO"/>
+          <w14:ligatures w14:val="none"/>
+        </w:rPr>
+      </w:pPr>
+      <w:r>
+        <w:rPr>
+          <w:rFonts w:ascii="Segoe UI" w:eastAsia="Times New Roman" w:hAnsi="Segoe UI" w:cs="Segoe UI"/>
+          <w:color w:val="242424"/>
+          <w:kern w:val="0"/>
+          <w:sz w:val="21"/>
+          <w:szCs w:val="21"/>
+          <w:lang w:eastAsia="es-CO"/>
+          <w14:ligatures w14:val="none"/>
+        </w:rPr>
+        <w:t xml:space="preserve">Para las secciones principales dentro de un capítulo. </w:t>
+      </w:r>
+    </w:p>
+    <w:p>
+      <w:pPr>
+        <w:shd w:val="clear" w:color="auto" w:fill="FFFFFF"/>
+        <w:spacing w:before="0" w:after="0" w:line="300" w:lineRule="atLeast"/>
+        <w:ind w:firstLine="0"/>
+        <w:rPr>
+          <w:rFonts w:ascii="Segoe UI" w:eastAsia="Times New Roman" w:hAnsi="Segoe UI" w:cs="Segoe UI"/>
+          <w:color w:val="242424"/>
+          <w:kern w:val="0"/>
+          <w:sz w:val="21"/>
+          <w:szCs w:val="21"/>
+          <w:lang w:eastAsia="es-CO"/>
+          <w14:ligatures w14:val="none"/>
+        </w:rPr>
+      </w:pPr>
+      <w:r>
+        <w:rPr>
+          <w:rFonts w:ascii="Segoe UI" w:eastAsia="Times New Roman" w:hAnsi="Segoe UI" w:cs="Segoe UI"/>
+          <w:color w:val="242424"/>
+          <w:kern w:val="0"/>
+          <w:sz w:val="21"/>
+          <w:szCs w:val="21"/>
+          <w:lang w:eastAsia="es-CO"/>
+          <w14:ligatures w14:val="none"/>
+        </w:rPr>
+        <w:t xml:space="preserve">• </w:t>
+      </w:r>
+      <w:r>
+        <w:rPr>
+          <w:rFonts w:ascii="Segoe UI" w:eastAsia="Times New Roman" w:hAnsi="Segoe UI" w:cs="Segoe UI"/>
+          <w:b/>
+          <w:bCs/>
+          <w:color w:val="242424"/>
+          <w:kern w:val="0"/>
+          <w:sz w:val="21"/>
+          <w:szCs w:val="21"/>
+          <w:lang w:eastAsia="es-CO"/>
+          <w14:ligatures w14:val="none"/>
+        </w:rPr>
+        <w:t>Título 3</w:t>
+      </w:r>
+      <w:r>
+        <w:rPr>
+          <w:rFonts w:ascii="Segoe UI" w:eastAsia="Times New Roman" w:hAnsi="Segoe UI" w:cs="Segoe UI"/>
+          <w:color w:val="242424"/>
+          <w:kern w:val="0"/>
+          <w:sz w:val="21"/>
+          <w:szCs w:val="21"/>
+          <w:lang w:eastAsia="es-CO"/>
+          <w14:ligatures w14:val="none"/>
+        </w:rPr>
+        <w:t xml:space="preserve"> </w:t>
+      </w:r>
+    </w:p>
+    <w:p>
+      <w:pPr>
+        <w:shd w:val="clear" w:color="auto" w:fill="FFFFFF"/>
+        <w:spacing w:before="0" w:after="0" w:line="300" w:lineRule="atLeast"/>
+        <w:ind w:firstLine="0"/>
+        <w:rPr>
+          <w:rFonts w:ascii="Segoe UI" w:eastAsia="Times New Roman" w:hAnsi="Segoe UI" w:cs="Segoe UI"/>
+          <w:color w:val="242424"/>
+          <w:kern w:val="0"/>
+          <w:sz w:val="21"/>
+          <w:szCs w:val="21"/>
+          <w:lang w:eastAsia="es-CO"/>
+          <w14:ligatures w14:val="none"/>
+        </w:rPr>
+      </w:pPr>
+      <w:r>
+        <w:rPr>
+          <w:rFonts w:ascii="Segoe UI" w:eastAsia="Times New Roman" w:hAnsi="Segoe UI" w:cs="Segoe UI"/>
+          <w:color w:val="242424"/>
+          <w:kern w:val="0"/>
+          <w:sz w:val="21"/>
+          <w:szCs w:val="21"/>
+          <w:lang w:eastAsia="es-CO"/>
+          <w14:ligatures w14:val="none"/>
+        </w:rPr>
+        <w:t xml:space="preserve">Para las subsecciones. </w:t>
+      </w:r>
+    </w:p>
+    <w:p>
+      <w:pPr>
+        <w:shd w:val="clear" w:color="auto" w:fill="FFFFFF"/>
+        <w:spacing w:before="0" w:after="0" w:line="300" w:lineRule="atLeast"/>
+        <w:ind w:firstLine="0"/>
+        <w:rPr>
+          <w:rFonts w:ascii="Segoe UI" w:eastAsia="Times New Roman" w:hAnsi="Segoe UI" w:cs="Segoe UI"/>
+          <w:color w:val="242424"/>
+          <w:kern w:val="0"/>
+          <w:sz w:val="21"/>
+          <w:szCs w:val="21"/>
+          <w:lang w:eastAsia="es-CO"/>
+          <w14:ligatures w14:val="none"/>
+        </w:rPr>
+      </w:pPr>
+      <w:r>
+        <w:rPr>
+          <w:rFonts w:ascii="Segoe UI" w:eastAsia="Times New Roman" w:hAnsi="Segoe UI" w:cs="Segoe UI"/>
+          <w:color w:val="242424"/>
+          <w:kern w:val="0"/>
+          <w:sz w:val="21"/>
+          <w:szCs w:val="21"/>
+          <w:lang w:eastAsia="es-CO"/>
+          <w14:ligatures w14:val="none"/>
+        </w:rPr>
+        <w:t xml:space="preserve">• </w:t>
+      </w:r>
+      <w:r>
+        <w:rPr>
+          <w:rFonts w:ascii="Segoe UI" w:eastAsia="Times New Roman" w:hAnsi="Segoe UI" w:cs="Segoe UI"/>
+          <w:b/>
+          <w:bCs/>
+          <w:color w:val="242424"/>
+          <w:kern w:val="0"/>
+          <w:sz w:val="21"/>
+          <w:szCs w:val="21"/>
+          <w:lang w:eastAsia="es-CO"/>
+          <w14:ligatures w14:val="none"/>
         </w:rPr>
         <w:t>Énfasis</w:t>
       </w:r>
-      <w:r>
-        <w:rPr>
-          <w:color w:val="000000" w:themeColor="text1"/>
-        </w:rPr>
-        <w:tab/>
-      </w:r>
-      <w:r>
-        <w:rPr>
-          <w:color w:val="000000" w:themeColor="text1"/>
-        </w:rPr>
-        <w:tab/>
-      </w:r>
-      <w:r>
-        <w:rPr>
-          <w:color w:val="000000" w:themeColor="text1"/>
-        </w:rPr>
-        <w:tab/>
-      </w:r>
-      <w:r>
-        <w:rPr>
-          <w:color w:val="000000" w:themeColor="text1"/>
-        </w:rPr>
-        <w:tab/>
-      </w:r>
-      <w:r>
-        <w:rPr>
-          <w:color w:val="000000" w:themeColor="text1"/>
-        </w:rPr>
-        <w:tab/>
-      </w:r>
-      <w:r>
-        <w:rPr>
-          <w:color w:val="000000" w:themeColor="text1"/>
-        </w:rPr>
-        <w:tab/>
-      </w:r>
-      <w:r>
-        <w:rPr>
-          <w:color w:val="000000" w:themeColor="text1"/>
-        </w:rPr>
-        <w:tab/>
-      </w:r>
-      <w:r>
-        <w:rPr>
-          <w:color w:val="000000" w:themeColor="text1"/>
-        </w:rPr>
-        <w:tab/>
-      </w:r>
-      <w:r>
-        <w:rPr>
-          <w:color w:val="000000" w:themeColor="text1"/>
-        </w:rPr>
-        <w:tab/>
-      </w:r>
-      <w:r>
-        <w:rPr>
-          <w:color w:val="000000" w:themeColor="text1"/>
-        </w:rPr>
-        <w:tab/>
-        <w:t xml:space="preserve">      </w:t>
-      </w:r>
-      <w:r>
-        <w:rPr>
-          <w:color w:val="000000" w:themeColor="text1"/>
-        </w:rPr>
-        <w:t>¶</w:t>
-      </w:r>
-    </w:p>
-    <w:p>
-      <w:pPr>
-        <w:rPr>
-          <w:color w:val="000000" w:themeColor="text1"/>
-        </w:rPr>
-      </w:pPr>
-      <w:r>
-        <w:rPr>
-          <w:color w:val="000000" w:themeColor="text1"/>
-        </w:rPr>
-        <w:t>Énfasis intenso</w:t>
-      </w:r>
-      <w:r>
-        <w:rPr>
-          <w:color w:val="000000" w:themeColor="text1"/>
-        </w:rPr>
-        <w:tab/>
-      </w:r>
-      <w:r>
-        <w:rPr>
-          <w:color w:val="000000" w:themeColor="text1"/>
-        </w:rPr>
-        <w:tab/>
-      </w:r>
-      <w:r>
-        <w:rPr>
-          <w:color w:val="000000" w:themeColor="text1"/>
-        </w:rPr>
-        <w:tab/>
-      </w:r>
-      <w:r>
-        <w:rPr>
-          <w:color w:val="000000" w:themeColor="text1"/>
-        </w:rPr>
-        <w:tab/>
-      </w:r>
-      <w:r>
-        <w:rPr>
-          <w:color w:val="000000" w:themeColor="text1"/>
-        </w:rPr>
-        <w:tab/>
-      </w:r>
-      <w:r>
-        <w:rPr>
-          <w:color w:val="000000" w:themeColor="text1"/>
-        </w:rPr>
-        <w:tab/>
-      </w:r>
-      <w:r>
-        <w:rPr>
-          <w:color w:val="000000" w:themeColor="text1"/>
-        </w:rPr>
-        <w:tab/>
-      </w:r>
-      <w:r>
-        <w:rPr>
-          <w:color w:val="000000" w:themeColor="text1"/>
-        </w:rPr>
-        <w:tab/>
-      </w:r>
-      <w:r>
-        <w:rPr>
-          <w:color w:val="000000" w:themeColor="text1"/>
-        </w:rPr>
-        <w:tab/>
-        <w:t xml:space="preserve">      </w:t>
-      </w:r>
-      <w:r>
-        <w:rPr>
-          <w:color w:val="000000" w:themeColor="text1"/>
-        </w:rPr>
-        <w:t>¶</w:t>
-      </w:r>
-      <w:r>
-        <w:rPr>
-          <w:color w:val="000000" w:themeColor="text1"/>
+    </w:p>
+    <w:p>
+      <w:pPr>
+        <w:shd w:val="clear" w:color="auto" w:fill="FFFFFF"/>
+        <w:spacing w:before="0" w:after="0" w:line="300" w:lineRule="atLeast"/>
+        <w:ind w:firstLine="0"/>
+        <w:rPr>
+          <w:rFonts w:ascii="Segoe UI" w:eastAsia="Times New Roman" w:hAnsi="Segoe UI" w:cs="Segoe UI"/>
+          <w:color w:val="242424"/>
+          <w:kern w:val="0"/>
+          <w:sz w:val="21"/>
+          <w:szCs w:val="21"/>
+          <w:lang w:eastAsia="es-CO"/>
+          <w14:ligatures w14:val="none"/>
+        </w:rPr>
+      </w:pPr>
+      <w:r>
+        <w:rPr>
+          <w:rFonts w:ascii="Segoe UI" w:eastAsia="Times New Roman" w:hAnsi="Segoe UI" w:cs="Segoe UI"/>
+          <w:color w:val="242424"/>
+          <w:kern w:val="0"/>
+          <w:sz w:val="21"/>
+          <w:szCs w:val="21"/>
+          <w:lang w:eastAsia="es-CO"/>
+          <w14:ligatures w14:val="none"/>
+        </w:rPr>
+        <w:t>Un estilo de carácter para resaltar palabras clave (usualmente en cursiva). </w:t>
+      </w:r>
+    </w:p>
+    <w:p>
+      <w:pPr>
+        <w:shd w:val="clear" w:color="auto" w:fill="FFFFFF"/>
+        <w:spacing w:before="0" w:after="0" w:line="300" w:lineRule="atLeast"/>
+        <w:ind w:firstLine="0"/>
+        <w:rPr>
+          <w:rFonts w:ascii="Segoe UI" w:eastAsia="Times New Roman" w:hAnsi="Segoe UI" w:cs="Segoe UI"/>
+          <w:color w:val="242424"/>
+          <w:kern w:val="0"/>
+          <w:sz w:val="21"/>
+          <w:szCs w:val="21"/>
+          <w:lang w:eastAsia="es-CO"/>
+          <w14:ligatures w14:val="none"/>
+        </w:rPr>
+      </w:pPr>
+      <w:r>
+        <w:rPr>
+          <w:rFonts w:ascii="Segoe UI" w:eastAsia="Times New Roman" w:hAnsi="Segoe UI" w:cs="Segoe UI"/>
+          <w:color w:val="242424"/>
+          <w:kern w:val="0"/>
+          <w:sz w:val="21"/>
+          <w:szCs w:val="21"/>
+          <w:lang w:eastAsia="es-CO"/>
+          <w14:ligatures w14:val="none"/>
+        </w:rPr>
+        <w:t xml:space="preserve">• </w:t>
+      </w:r>
+      <w:r>
+        <w:rPr>
+          <w:rFonts w:ascii="Segoe UI" w:eastAsia="Times New Roman" w:hAnsi="Segoe UI" w:cs="Segoe UI"/>
+          <w:b/>
+          <w:bCs/>
+          <w:color w:val="242424"/>
+          <w:kern w:val="0"/>
+          <w:sz w:val="21"/>
+          <w:szCs w:val="21"/>
+          <w:lang w:eastAsia="es-CO"/>
+          <w14:ligatures w14:val="none"/>
+        </w:rPr>
+        <w:t>Cita</w:t>
+      </w:r>
+      <w:r>
+        <w:rPr>
+          <w:rFonts w:ascii="Segoe UI" w:eastAsia="Times New Roman" w:hAnsi="Segoe UI" w:cs="Segoe UI"/>
+          <w:color w:val="242424"/>
+          <w:kern w:val="0"/>
+          <w:sz w:val="21"/>
+          <w:szCs w:val="21"/>
+          <w:lang w:eastAsia="es-CO"/>
+          <w14:ligatures w14:val="none"/>
         </w:rPr>
         <w:t xml:space="preserve"> </w:t>
       </w:r>
     </w:p>
     <w:p>
       <w:pPr>
-        <w:rPr>
-          <w:color w:val="000000" w:themeColor="text1"/>
-        </w:rPr>
-      </w:pPr>
-      <w:r>
-        <w:rPr>
-          <w:color w:val="000000" w:themeColor="text1"/>
-        </w:rPr>
-        <w:t>Texto en negrita</w:t>
-      </w:r>
-      <w:r>
-        <w:rPr>
-          <w:color w:val="000000" w:themeColor="text1"/>
-        </w:rPr>
-        <w:tab/>
-      </w:r>
-      <w:r>
-        <w:rPr>
-          <w:color w:val="000000" w:themeColor="text1"/>
-        </w:rPr>
-        <w:tab/>
-      </w:r>
-      <w:r>
-        <w:rPr>
-          <w:color w:val="000000" w:themeColor="text1"/>
-        </w:rPr>
-        <w:tab/>
-      </w:r>
-      <w:r>
-        <w:rPr>
-          <w:color w:val="000000" w:themeColor="text1"/>
-        </w:rPr>
-        <w:tab/>
-      </w:r>
-      <w:r>
-        <w:rPr>
-          <w:color w:val="000000" w:themeColor="text1"/>
-        </w:rPr>
-        <w:tab/>
-      </w:r>
-      <w:r>
-        <w:rPr>
-          <w:color w:val="000000" w:themeColor="text1"/>
-        </w:rPr>
-        <w:tab/>
-      </w:r>
-      <w:r>
-        <w:rPr>
-          <w:color w:val="000000" w:themeColor="text1"/>
-        </w:rPr>
-        <w:tab/>
-      </w:r>
-      <w:r>
-        <w:rPr>
-          <w:color w:val="000000" w:themeColor="text1"/>
-        </w:rPr>
-        <w:tab/>
-      </w:r>
-      <w:r>
-        <w:rPr>
-          <w:color w:val="000000" w:themeColor="text1"/>
-        </w:rPr>
-        <w:tab/>
-        <w:t xml:space="preserve">       </w:t>
-      </w:r>
-      <w:r>
-        <w:rPr>
-          <w:color w:val="000000" w:themeColor="text1"/>
-        </w:rPr>
-        <w:t>¶</w:t>
-      </w:r>
-    </w:p>
-    <w:p>
-      <w:pPr>
-        <w:rPr>
-          <w:color w:val="000000" w:themeColor="text1"/>
-        </w:rPr>
-      </w:pPr>
-      <w:r>
-        <w:rPr>
-          <w:color w:val="000000" w:themeColor="text1"/>
-        </w:rPr>
-        <w:lastRenderedPageBreak/>
-        <w:t>Cita</w:t>
-      </w:r>
-      <w:r>
-        <w:rPr>
-          <w:color w:val="000000" w:themeColor="text1"/>
-        </w:rPr>
-        <w:t xml:space="preserve"> </w:t>
-      </w:r>
-      <w:r>
-        <w:rPr>
-          <w:color w:val="000000" w:themeColor="text1"/>
-        </w:rPr>
-        <w:tab/>
-      </w:r>
-      <w:r>
-        <w:rPr>
-          <w:color w:val="000000" w:themeColor="text1"/>
-        </w:rPr>
-        <w:tab/>
-      </w:r>
-      <w:r>
-        <w:rPr>
-          <w:color w:val="000000" w:themeColor="text1"/>
-        </w:rPr>
-        <w:tab/>
-      </w:r>
-      <w:r>
-        <w:rPr>
-          <w:color w:val="000000" w:themeColor="text1"/>
-        </w:rPr>
-        <w:tab/>
-      </w:r>
-      <w:r>
-        <w:rPr>
-          <w:color w:val="000000" w:themeColor="text1"/>
-        </w:rPr>
-        <w:tab/>
-      </w:r>
-      <w:r>
-        <w:rPr>
-          <w:color w:val="000000" w:themeColor="text1"/>
-        </w:rPr>
-        <w:tab/>
-      </w:r>
-      <w:r>
-        <w:rPr>
-          <w:color w:val="000000" w:themeColor="text1"/>
-        </w:rPr>
-        <w:tab/>
-      </w:r>
-      <w:r>
-        <w:rPr>
-          <w:color w:val="000000" w:themeColor="text1"/>
-        </w:rPr>
-        <w:tab/>
-      </w:r>
-      <w:r>
-        <w:rPr>
-          <w:color w:val="000000" w:themeColor="text1"/>
-        </w:rPr>
-        <w:tab/>
-      </w:r>
-      <w:r>
-        <w:rPr>
-          <w:color w:val="000000" w:themeColor="text1"/>
-        </w:rPr>
-        <w:tab/>
-      </w:r>
-      <w:r>
-        <w:rPr>
-          <w:color w:val="000000" w:themeColor="text1"/>
-        </w:rPr>
-        <w:tab/>
-        <w:t xml:space="preserve">      </w:t>
-      </w:r>
-      <w:r>
-        <w:rPr>
-          <w:color w:val="000000" w:themeColor="text1"/>
-        </w:rPr>
-        <w:t>¶</w:t>
-      </w:r>
-    </w:p>
-    <w:p>
-      <w:pPr>
-        <w:rPr>
-          <w:color w:val="000000" w:themeColor="text1"/>
-        </w:rPr>
-      </w:pPr>
-      <w:r>
-        <w:rPr>
-          <w:color w:val="000000" w:themeColor="text1"/>
-        </w:rPr>
-        <w:t>Cita destacada</w:t>
-      </w:r>
-      <w:r>
-        <w:rPr>
-          <w:color w:val="000000" w:themeColor="text1"/>
-        </w:rPr>
-        <w:tab/>
-      </w:r>
-      <w:r>
-        <w:rPr>
-          <w:color w:val="000000" w:themeColor="text1"/>
-        </w:rPr>
-        <w:tab/>
-      </w:r>
-      <w:r>
-        <w:rPr>
-          <w:color w:val="000000" w:themeColor="text1"/>
-        </w:rPr>
-        <w:tab/>
-      </w:r>
-      <w:r>
-        <w:rPr>
-          <w:color w:val="000000" w:themeColor="text1"/>
-        </w:rPr>
-        <w:tab/>
-      </w:r>
-      <w:r>
-        <w:rPr>
-          <w:color w:val="000000" w:themeColor="text1"/>
-        </w:rPr>
-        <w:tab/>
-      </w:r>
-      <w:r>
-        <w:rPr>
-          <w:color w:val="000000" w:themeColor="text1"/>
-        </w:rPr>
-        <w:tab/>
-      </w:r>
-      <w:r>
-        <w:rPr>
-          <w:color w:val="000000" w:themeColor="text1"/>
-        </w:rPr>
-        <w:tab/>
-      </w:r>
-      <w:r>
-        <w:rPr>
-          <w:color w:val="000000" w:themeColor="text1"/>
-        </w:rPr>
-        <w:tab/>
-      </w:r>
-      <w:r>
-        <w:rPr>
-          <w:color w:val="000000" w:themeColor="text1"/>
-        </w:rPr>
-        <w:tab/>
-        <w:t xml:space="preserve">      </w:t>
-      </w:r>
-      <w:r>
-        <w:rPr>
-          <w:color w:val="000000" w:themeColor="text1"/>
-        </w:rPr>
-        <w:t>¶</w:t>
-      </w:r>
-    </w:p>
-    <w:p>
-      <w:pPr>
-        <w:rPr>
-          <w:color w:val="000000" w:themeColor="text1"/>
-        </w:rPr>
-      </w:pPr>
-      <w:r>
-        <w:rPr>
-          <w:color w:val="000000" w:themeColor="text1"/>
-        </w:rPr>
-        <w:t>Referencia sutil</w:t>
-      </w:r>
-      <w:r>
-        <w:rPr>
-          <w:color w:val="000000" w:themeColor="text1"/>
-        </w:rPr>
-        <w:tab/>
-      </w:r>
-      <w:r>
-        <w:rPr>
-          <w:color w:val="000000" w:themeColor="text1"/>
-        </w:rPr>
-        <w:tab/>
-      </w:r>
-      <w:r>
-        <w:rPr>
-          <w:color w:val="000000" w:themeColor="text1"/>
-        </w:rPr>
-        <w:tab/>
-      </w:r>
-      <w:r>
-        <w:rPr>
-          <w:color w:val="000000" w:themeColor="text1"/>
-        </w:rPr>
-        <w:tab/>
-      </w:r>
-      <w:r>
-        <w:rPr>
-          <w:color w:val="000000" w:themeColor="text1"/>
-        </w:rPr>
-        <w:tab/>
-      </w:r>
-      <w:r>
-        <w:rPr>
-          <w:color w:val="000000" w:themeColor="text1"/>
-        </w:rPr>
-        <w:tab/>
-      </w:r>
-      <w:r>
-        <w:rPr>
-          <w:color w:val="000000" w:themeColor="text1"/>
-        </w:rPr>
-        <w:tab/>
-      </w:r>
-      <w:r>
-        <w:rPr>
-          <w:color w:val="000000" w:themeColor="text1"/>
-        </w:rPr>
-        <w:tab/>
-      </w:r>
-      <w:r>
-        <w:rPr>
-          <w:color w:val="000000" w:themeColor="text1"/>
-        </w:rPr>
-        <w:tab/>
-        <w:t xml:space="preserve">      </w:t>
-      </w:r>
-      <w:r>
-        <w:rPr>
-          <w:color w:val="000000" w:themeColor="text1"/>
-        </w:rPr>
-        <w:t>¶</w:t>
-      </w:r>
-    </w:p>
-    <w:p>
-      <w:pPr>
-        <w:rPr>
-          <w:color w:val="000000" w:themeColor="text1"/>
-        </w:rPr>
-      </w:pPr>
-      <w:r>
-        <w:rPr>
-          <w:color w:val="000000" w:themeColor="text1"/>
-        </w:rPr>
-        <w:t>Referencia intensa</w:t>
-      </w:r>
-      <w:r>
-        <w:rPr>
-          <w:color w:val="000000" w:themeColor="text1"/>
-        </w:rPr>
-        <w:tab/>
-      </w:r>
-      <w:r>
-        <w:rPr>
-          <w:color w:val="000000" w:themeColor="text1"/>
-        </w:rPr>
-        <w:tab/>
-      </w:r>
-      <w:r>
-        <w:rPr>
-          <w:color w:val="000000" w:themeColor="text1"/>
-        </w:rPr>
-        <w:tab/>
-      </w:r>
-      <w:r>
-        <w:rPr>
-          <w:color w:val="000000" w:themeColor="text1"/>
-        </w:rPr>
-        <w:tab/>
-      </w:r>
-      <w:r>
-        <w:rPr>
-          <w:color w:val="000000" w:themeColor="text1"/>
-        </w:rPr>
-        <w:tab/>
-      </w:r>
-      <w:r>
-        <w:rPr>
-          <w:color w:val="000000" w:themeColor="text1"/>
-        </w:rPr>
-        <w:tab/>
-      </w:r>
-      <w:r>
-        <w:rPr>
-          <w:color w:val="000000" w:themeColor="text1"/>
-        </w:rPr>
-        <w:tab/>
-      </w:r>
-      <w:r>
-        <w:rPr>
-          <w:color w:val="000000" w:themeColor="text1"/>
-        </w:rPr>
-        <w:tab/>
-      </w:r>
-      <w:r>
-        <w:rPr>
-          <w:color w:val="000000" w:themeColor="text1"/>
-        </w:rPr>
-        <w:tab/>
-        <w:t xml:space="preserve">      </w:t>
-      </w:r>
-      <w:r>
-        <w:rPr>
-          <w:color w:val="000000" w:themeColor="text1"/>
-        </w:rPr>
-        <w:t>¶</w:t>
-      </w:r>
-    </w:p>
-    <w:p>
-      <w:pPr>
-        <w:rPr>
-          <w:color w:val="000000" w:themeColor="text1"/>
-        </w:rPr>
-      </w:pPr>
-      <w:r>
-        <w:rPr>
-          <w:color w:val="000000" w:themeColor="text1"/>
-        </w:rPr>
-        <w:t>Título de</w:t>
-      </w:r>
-      <w:r>
-        <w:rPr>
-          <w:color w:val="000000" w:themeColor="text1"/>
-        </w:rPr>
-        <w:t>l</w:t>
-      </w:r>
-      <w:r>
-        <w:rPr>
-          <w:color w:val="000000" w:themeColor="text1"/>
-        </w:rPr>
-        <w:t xml:space="preserve"> libro</w:t>
-      </w:r>
-      <w:r>
-        <w:rPr>
-          <w:color w:val="000000" w:themeColor="text1"/>
-        </w:rPr>
-        <w:tab/>
-      </w:r>
-      <w:r>
-        <w:rPr>
-          <w:color w:val="000000" w:themeColor="text1"/>
-        </w:rPr>
-        <w:tab/>
-      </w:r>
-      <w:r>
-        <w:rPr>
-          <w:color w:val="000000" w:themeColor="text1"/>
-        </w:rPr>
-        <w:tab/>
-      </w:r>
-      <w:r>
-        <w:rPr>
-          <w:color w:val="000000" w:themeColor="text1"/>
-        </w:rPr>
-        <w:tab/>
-      </w:r>
-      <w:r>
-        <w:rPr>
-          <w:color w:val="000000" w:themeColor="text1"/>
-        </w:rPr>
-        <w:tab/>
-      </w:r>
-      <w:r>
-        <w:rPr>
-          <w:color w:val="000000" w:themeColor="text1"/>
-        </w:rPr>
-        <w:tab/>
-      </w:r>
-      <w:r>
-        <w:rPr>
-          <w:color w:val="000000" w:themeColor="text1"/>
-        </w:rPr>
-        <w:tab/>
-      </w:r>
-      <w:r>
-        <w:rPr>
-          <w:color w:val="000000" w:themeColor="text1"/>
-        </w:rPr>
-        <w:tab/>
-      </w:r>
-      <w:r>
-        <w:rPr>
-          <w:color w:val="000000" w:themeColor="text1"/>
-        </w:rPr>
-        <w:tab/>
-        <w:t xml:space="preserve">      </w:t>
-      </w:r>
-      <w:r>
-        <w:rPr>
-          <w:color w:val="000000" w:themeColor="text1"/>
-        </w:rPr>
-        <w:t>¶</w:t>
-      </w:r>
-    </w:p>
-    <w:p>
-      <w:pPr>
-        <w:rPr>
-          <w:color w:val="000000" w:themeColor="text1"/>
-        </w:rPr>
-      </w:pPr>
-      <w:r>
-        <w:rPr>
-          <w:color w:val="000000" w:themeColor="text1"/>
-        </w:rPr>
-        <w:t>Párrafo de lista</w:t>
-      </w:r>
-      <w:r>
-        <w:rPr>
-          <w:color w:val="000000" w:themeColor="text1"/>
-        </w:rPr>
-        <w:tab/>
-      </w:r>
-      <w:r>
-        <w:rPr>
-          <w:color w:val="000000" w:themeColor="text1"/>
-        </w:rPr>
-        <w:tab/>
-      </w:r>
-      <w:r>
-        <w:rPr>
-          <w:color w:val="000000" w:themeColor="text1"/>
-        </w:rPr>
-        <w:tab/>
-      </w:r>
-      <w:r>
-        <w:rPr>
-          <w:color w:val="000000" w:themeColor="text1"/>
-        </w:rPr>
-        <w:tab/>
-      </w:r>
-      <w:r>
-        <w:rPr>
-          <w:color w:val="000000" w:themeColor="text1"/>
-        </w:rPr>
-        <w:tab/>
-      </w:r>
-      <w:r>
-        <w:rPr>
-          <w:color w:val="000000" w:themeColor="text1"/>
-        </w:rPr>
-        <w:tab/>
-      </w:r>
-      <w:r>
-        <w:rPr>
-          <w:color w:val="000000" w:themeColor="text1"/>
-        </w:rPr>
-        <w:tab/>
-      </w:r>
-      <w:r>
-        <w:rPr>
-          <w:color w:val="000000" w:themeColor="text1"/>
-        </w:rPr>
-        <w:tab/>
-      </w:r>
-      <w:r>
-        <w:rPr>
-          <w:color w:val="000000" w:themeColor="text1"/>
-        </w:rPr>
-        <w:tab/>
-        <w:t xml:space="preserve">      </w:t>
-      </w:r>
-      <w:r>
-        <w:rPr>
-          <w:color w:val="000000" w:themeColor="text1"/>
-        </w:rPr>
-        <w:t>¶</w:t>
-      </w:r>
-    </w:p>
-    <w:p>
-      <w:pPr>
-        <w:rPr>
-          <w:color w:val="000000" w:themeColor="text1"/>
-        </w:rPr>
-      </w:pPr>
-      <w:r>
-        <w:rPr>
-          <w:color w:val="000000" w:themeColor="text1"/>
-        </w:rPr>
-        <w:t>Mostrar vista previa</w:t>
-      </w:r>
-      <w:r>
-        <w:rPr>
-          <w:color w:val="000000" w:themeColor="text1"/>
-        </w:rPr>
-        <w:tab/>
-      </w:r>
-      <w:r>
-        <w:rPr>
-          <w:color w:val="000000" w:themeColor="text1"/>
-        </w:rPr>
-        <w:tab/>
-      </w:r>
-      <w:r>
-        <w:rPr>
-          <w:color w:val="000000" w:themeColor="text1"/>
-        </w:rPr>
-        <w:tab/>
-      </w:r>
-      <w:r>
-        <w:rPr>
-          <w:color w:val="000000" w:themeColor="text1"/>
-        </w:rPr>
-        <w:tab/>
-      </w:r>
-      <w:r>
-        <w:rPr>
-          <w:color w:val="000000" w:themeColor="text1"/>
-        </w:rPr>
-        <w:tab/>
-      </w:r>
-      <w:r>
-        <w:rPr>
-          <w:color w:val="000000" w:themeColor="text1"/>
-        </w:rPr>
-        <w:tab/>
-      </w:r>
-      <w:r>
-        <w:rPr>
-          <w:color w:val="000000" w:themeColor="text1"/>
-        </w:rPr>
-        <w:tab/>
-      </w:r>
-      <w:r>
-        <w:rPr>
-          <w:color w:val="000000" w:themeColor="text1"/>
-        </w:rPr>
-        <w:tab/>
-        <w:t xml:space="preserve">      </w:t>
-      </w:r>
-      <w:r>
-        <w:rPr>
-          <w:color w:val="000000" w:themeColor="text1"/>
-        </w:rPr>
-        <w:t>¶</w:t>
-      </w:r>
-    </w:p>
-    <w:p>
-      <w:pPr>
-        <w:rPr>
-          <w:color w:val="000000" w:themeColor="text1"/>
-        </w:rPr>
-      </w:pPr>
-      <w:r>
-        <w:rPr>
-          <w:color w:val="000000" w:themeColor="text1"/>
-        </w:rPr>
-        <w:t xml:space="preserve">Deshabilitar estilos vinculados </w:t>
-      </w:r>
-      <w:r>
-        <w:rPr>
-          <w:color w:val="000000" w:themeColor="text1"/>
-        </w:rPr>
-        <w:tab/>
-      </w:r>
-      <w:r>
-        <w:rPr>
-          <w:color w:val="000000" w:themeColor="text1"/>
-        </w:rPr>
-        <w:tab/>
-      </w:r>
-      <w:r>
-        <w:rPr>
-          <w:color w:val="000000" w:themeColor="text1"/>
-        </w:rPr>
-        <w:tab/>
-      </w:r>
-      <w:r>
-        <w:rPr>
-          <w:color w:val="000000" w:themeColor="text1"/>
-        </w:rPr>
-        <w:tab/>
-      </w:r>
-      <w:r>
-        <w:rPr>
-          <w:color w:val="000000" w:themeColor="text1"/>
-        </w:rPr>
-        <w:tab/>
-      </w:r>
-      <w:r>
-        <w:rPr>
-          <w:color w:val="000000" w:themeColor="text1"/>
-        </w:rPr>
-        <w:tab/>
-      </w:r>
-      <w:r>
-        <w:rPr>
-          <w:color w:val="000000" w:themeColor="text1"/>
-        </w:rPr>
-        <w:tab/>
-        <w:t xml:space="preserve">      </w:t>
-      </w:r>
-      <w:r>
-        <w:rPr>
-          <w:color w:val="000000" w:themeColor="text1"/>
-        </w:rPr>
-        <w:t>¶</w:t>
-      </w:r>
-    </w:p>
-    <w:p>
-      <w:pPr>
-        <w:rPr>
-          <w:color w:val="000000" w:themeColor="text1"/>
-        </w:rPr>
-      </w:pPr>
-      <w:r>
-        <w:rPr>
-          <w:color w:val="000000" w:themeColor="text1"/>
-        </w:rPr>
-        <w:t>A</w:t>
-      </w:r>
-      <w:r>
-        <w:rPr>
-          <w:color w:val="000000" w:themeColor="text1"/>
-        </w:rPr>
-        <w:t>+</w:t>
-      </w:r>
-      <w:r>
-        <w:rPr>
-          <w:color w:val="000000" w:themeColor="text1"/>
-        </w:rPr>
-        <w:tab/>
-      </w:r>
-      <w:r>
-        <w:rPr>
-          <w:color w:val="000000" w:themeColor="text1"/>
-        </w:rPr>
-        <w:tab/>
-      </w:r>
-      <w:r>
-        <w:rPr>
-          <w:color w:val="000000" w:themeColor="text1"/>
-        </w:rPr>
-        <w:tab/>
-        <w:t>A</w:t>
-      </w:r>
-      <w:r>
-        <w:rPr>
-          <w:rFonts w:cstheme="minorHAnsi"/>
-          <w:color w:val="000000" w:themeColor="text1"/>
-          <w:vertAlign w:val="subscript"/>
-        </w:rPr>
-        <w:t>Ⴓ</w:t>
-      </w:r>
-      <w:r>
-        <w:rPr>
-          <w:color w:val="000000" w:themeColor="text1"/>
-        </w:rPr>
-        <w:tab/>
-      </w:r>
-      <w:r>
-        <w:rPr>
-          <w:color w:val="000000" w:themeColor="text1"/>
-        </w:rPr>
-        <w:tab/>
-        <w:t>A</w:t>
-      </w:r>
-      <w:r>
-        <w:rPr>
-          <w:color w:val="000000" w:themeColor="text1"/>
-          <w:vertAlign w:val="subscript"/>
-        </w:rPr>
-        <w:sym w:font="Wingdings" w:char="F0DA"/>
-      </w:r>
-      <w:r>
-        <w:rPr>
-          <w:color w:val="000000" w:themeColor="text1"/>
-        </w:rPr>
-        <w:tab/>
-      </w:r>
-      <w:r>
-        <w:rPr>
-          <w:color w:val="000000" w:themeColor="text1"/>
-        </w:rPr>
-        <w:tab/>
-        <w:t>Opciones</w:t>
-      </w:r>
-    </w:p>
-    <w:p>
-      <w:pPr>
-        <w:rPr>
-          <w:color w:val="000000" w:themeColor="text1"/>
-        </w:rPr>
-      </w:pPr>
+        <w:shd w:val="clear" w:color="auto" w:fill="FFFFFF"/>
+        <w:spacing w:before="0" w:after="0" w:line="300" w:lineRule="atLeast"/>
+        <w:ind w:firstLine="0"/>
+        <w:rPr>
+          <w:rFonts w:ascii="Segoe UI" w:eastAsia="Times New Roman" w:hAnsi="Segoe UI" w:cs="Segoe UI"/>
+          <w:color w:val="242424"/>
+          <w:kern w:val="0"/>
+          <w:sz w:val="21"/>
+          <w:szCs w:val="21"/>
+          <w:lang w:eastAsia="es-CO"/>
+          <w14:ligatures w14:val="none"/>
+        </w:rPr>
+      </w:pPr>
+      <w:r>
+        <w:rPr>
+          <w:rFonts w:ascii="Segoe UI" w:eastAsia="Times New Roman" w:hAnsi="Segoe UI" w:cs="Segoe UI"/>
+          <w:color w:val="242424"/>
+          <w:kern w:val="0"/>
+          <w:sz w:val="21"/>
+          <w:szCs w:val="21"/>
+          <w:lang w:eastAsia="es-CO"/>
+          <w14:ligatures w14:val="none"/>
+        </w:rPr>
+        <w:t>Para bloques de texto que son citas textuales largas. 35 •</w:t>
+      </w:r>
     </w:p>
     <w:p>
       <w:pPr>
@@ -10895,17 +9962,9 @@
         <w:rPr>
           <w:shd w:val="clear" w:color="auto" w:fill="FFFFFF"/>
         </w:rPr>
+        <w:lastRenderedPageBreak/>
         <w:t>Para bloques de texto que son citas textuales largas.</w:t>
       </w:r>
-    </w:p>
-    <w:p>
-      <w:pPr>
-        <w:pStyle w:val="Prrafodelista"/>
-        <w:ind w:left="1429" w:firstLine="0"/>
-        <w:rPr>
-          <w:shd w:val="clear" w:color="auto" w:fill="FFFFFF"/>
-        </w:rPr>
-      </w:pPr>
     </w:p>
     <w:p>
       <w:pPr>
@@ -10926,7 +9985,6 @@
           <w:bCs/>
           <w:shd w:val="clear" w:color="auto" w:fill="FFFFFF"/>
         </w:rPr>
-        <w:lastRenderedPageBreak/>
         <w:t>Énfasis</w:t>
       </w:r>
     </w:p>
@@ -10975,8 +10033,21 @@
       <w:pPr>
         <w:pStyle w:val="Sangradetextonormal"/>
       </w:pPr>
-      <w:r>
-        <w:t xml:space="preserve">Cada uno de los niveles utiliza un tamaño de fuente progresivamente menor y puede incluir numeración automática (American </w:t>
+    </w:p>
+    <w:p>
+      <w:pPr>
+        <w:pStyle w:val="Sangradetextonormal"/>
+      </w:pPr>
+      <w:r>
+        <w:t xml:space="preserve">Cada uno de los niveles utiliza un tamaño de fuente progresivamente menor y </w:t>
+      </w:r>
+    </w:p>
+    <w:p>
+      <w:pPr>
+        <w:pStyle w:val="Sangradetextonormal"/>
+      </w:pPr>
+      <w:r>
+        <w:t xml:space="preserve">puede incluir numeración automática (American </w:t>
       </w:r>
       <w:proofErr w:type="spellStart"/>
       <w:r>
@@ -11130,6 +10201,7 @@
         <w:ind w:left="1429" w:firstLine="0"/>
       </w:pPr>
       <w:r>
+        <w:lastRenderedPageBreak/>
         <w:t>Incluyen formatos como "Énfasis fuerte" (negrita), "Énfasis" (cursiva), "Referencia bibliográfica" o "Código en línea". Estos estilos mantienen la coherencia visual y facilitan modificaciones futuras del formato.</w:t>
       </w:r>
     </w:p>
@@ -11138,7 +10210,6 @@
         <w:pStyle w:val="Ttulo8"/>
       </w:pPr>
       <w:r>
-        <w:lastRenderedPageBreak/>
         <w:t>Caso de uso: creando una plantilla para informes institucionales</w:t>
       </w:r>
     </w:p>
@@ -11308,6 +10379,7 @@
           <w:szCs w:val="28"/>
           <w:lang w:val="es-MX"/>
         </w:rPr>
+        <w:lastRenderedPageBreak/>
         <w:br w:type="page"/>
       </w:r>
     </w:p>
@@ -15777,27 +14849,52 @@
                 <w:lang w:val="en-US"/>
               </w:rPr>
             </w:pPr>
-            <w:hyperlink r:id="rId37" w:anchor="v=onepage&amp;q=microsoft%20office%20365&amp;f=false" w:history="1">
-              <w:r>
-                <w:rPr>
-                  <w:rStyle w:val="Hipervnculo"/>
-                  <w:sz w:val="27"/>
-                  <w:szCs w:val="27"/>
-                  <w:lang w:val="en-US"/>
-                </w:rPr>
-                <w:t>https://books.google.com.co/books?hl=es&amp;lr=&amp;id=I_Y-DwAAQBAJ&amp;oi=fnd&amp;pg=PP20&amp;dq=microsoft+office+365+&amp;ots=gu5TZRAo0Y&amp;sig=U1yKbwkyIR</w:t>
-              </w:r>
-              <w:r>
-                <w:rPr>
-                  <w:rStyle w:val="Hipervnculo"/>
-                  <w:sz w:val="27"/>
-                  <w:szCs w:val="27"/>
-                  <w:lang w:val="en-US"/>
-                </w:rPr>
-                <w:lastRenderedPageBreak/>
-                <w:t>YPqitjc-nFpx9OUzs&amp;redir_esc=y#v=onepage&amp;q=microsoft%20office%20365&amp;f=false</w:t>
-              </w:r>
-            </w:hyperlink>
+            <w:r>
+              <w:fldChar w:fldCharType="begin"/>
+            </w:r>
+            <w:r>
+              <w:rPr>
+                <w:lang w:val="en-US"/>
+              </w:rPr>
+              <w:instrText xml:space="preserve"> HYPERLINK "https://books.google.com.co/books?hl=es&amp;lr=&amp;id=I_Y-DwAAQBAJ&amp;oi=</w:instrText>
+            </w:r>
+            <w:r>
+              <w:rPr>
+                <w:lang w:val="en-US"/>
+              </w:rPr>
+              <w:instrText xml:space="preserve">fnd&amp;pg=PP20&amp;dq=microsoft+office+365+&amp;ots=gu5TZRAo0Y&amp;sig=U1yKbwkyIRYPqitjc-nFpx9OUzs&amp;redir_esc=y" \l "v=onepage&amp;q=microsoft%20office%20365&amp;f=false" </w:instrText>
+            </w:r>
+            <w:r>
+              <w:fldChar w:fldCharType="separate"/>
+            </w:r>
+            <w:r>
+              <w:rPr>
+                <w:rStyle w:val="Hipervnculo"/>
+                <w:sz w:val="27"/>
+                <w:szCs w:val="27"/>
+                <w:lang w:val="en-US"/>
+              </w:rPr>
+              <w:t>https://books.google.com.co/books?hl=es&amp;lr=&amp;id=I_Y-DwAAQBAJ&amp;oi=fnd&amp;pg=PP20&amp;dq=microsoft+office+365+&amp;ots=gu5TZRAo0Y&amp;sig=U1yKbwkyIR</w:t>
+            </w:r>
+            <w:r>
+              <w:rPr>
+                <w:rStyle w:val="Hipervnculo"/>
+                <w:sz w:val="27"/>
+                <w:szCs w:val="27"/>
+                <w:lang w:val="en-US"/>
+              </w:rPr>
+              <w:lastRenderedPageBreak/>
+              <w:t>YPqitjc-nFpx9OUzs&amp;redir_esc=y#v=onepage&amp;q=microsoft%20office%20365&amp;f=false</w:t>
+            </w:r>
+            <w:r>
+              <w:rPr>
+                <w:rStyle w:val="Hipervnculo"/>
+                <w:sz w:val="27"/>
+                <w:szCs w:val="27"/>
+                <w:lang w:val="en-US"/>
+              </w:rPr>
+              <w:fldChar w:fldCharType="end"/>
+            </w:r>
           </w:p>
         </w:tc>
       </w:tr>
@@ -16182,15 +15279,32 @@
           <w:lang w:val="en-US"/>
         </w:rPr>
       </w:pPr>
-      <w:hyperlink r:id="rId38" w:history="1">
-        <w:r>
-          <w:rPr>
-            <w:rStyle w:val="Hipervnculo"/>
-            <w:lang w:val="en-US"/>
-          </w:rPr>
-          <w:t>https://psycnet.apa.org/record/2019-59141-000</w:t>
-        </w:r>
-      </w:hyperlink>
+      <w:r>
+        <w:fldChar w:fldCharType="begin"/>
+      </w:r>
+      <w:r>
+        <w:rPr>
+          <w:lang w:val="en-US"/>
+        </w:rPr>
+        <w:instrText xml:space="preserve"> HYPERLINK "https://psycnet.apa.org/record/2019-59141-000" </w:instrText>
+      </w:r>
+      <w:r>
+        <w:fldChar w:fldCharType="separate"/>
+      </w:r>
+      <w:r>
+        <w:rPr>
+          <w:rStyle w:val="Hipervnculo"/>
+          <w:lang w:val="en-US"/>
+        </w:rPr>
+        <w:t>https://psycnet.apa.org/record/2019-59141-000</w:t>
+      </w:r>
+      <w:r>
+        <w:rPr>
+          <w:rStyle w:val="Hipervnculo"/>
+          <w:lang w:val="en-US"/>
+        </w:rPr>
+        <w:fldChar w:fldCharType="end"/>
+      </w:r>
     </w:p>
     <w:p>
       <w:r>
@@ -16198,7 +15312,7 @@
       </w:r>
     </w:p>
     <w:p>
-      <w:hyperlink r:id="rId39" w:history="1">
+      <w:hyperlink r:id="rId37" w:history="1">
         <w:r>
           <w:rPr>
             <w:rStyle w:val="Hipervnculo"/>
@@ -17660,8 +16774,8 @@
       </w:pPr>
     </w:p>
     <w:sectPr>
-      <w:headerReference w:type="default" r:id="rId40"/>
-      <w:footerReference w:type="default" r:id="rId41"/>
+      <w:headerReference w:type="default" r:id="rId38"/>
+      <w:footerReference w:type="default" r:id="rId39"/>
       <w:pgSz w:w="12240" w:h="15840"/>
       <w:pgMar w:top="1701" w:right="1134" w:bottom="1134" w:left="1134" w:header="709" w:footer="737" w:gutter="0"/>
       <w:pgNumType w:start="1"/>
@@ -25870,13 +24984,13 @@
 </file>
 
 <file path=customXml/itemProps2.xml><?xml version="1.0" encoding="utf-8"?>
-<ds:datastoreItem xmlns:ds="http://schemas.openxmlformats.org/officeDocument/2006/customXml" ds:itemID="{D5B04534-5E72-46C5-968C-4D8303D4EF20}"/>
+<ds:datastoreItem xmlns:ds="http://schemas.openxmlformats.org/officeDocument/2006/customXml" ds:itemID="{7719BD92-7FBB-4107-89CF-840169EE822E}"/>
 </file>
 
 <file path=customXml/itemProps3.xml><?xml version="1.0" encoding="utf-8"?>
-<ds:datastoreItem xmlns:ds="http://schemas.openxmlformats.org/officeDocument/2006/customXml" ds:itemID="{F7BC407F-2739-4DB3-8E66-856849F680B0}"/>
+<ds:datastoreItem xmlns:ds="http://schemas.openxmlformats.org/officeDocument/2006/customXml" ds:itemID="{FAA18456-DF9F-4E78-A99F-3B251F022103}"/>
 </file>
 
 <file path=customXml/itemProps4.xml><?xml version="1.0" encoding="utf-8"?>
-<ds:datastoreItem xmlns:ds="http://schemas.openxmlformats.org/officeDocument/2006/customXml" ds:itemID="{08A43968-3AE9-4D56-B8EA-F0556373A71D}"/>
+<ds:datastoreItem xmlns:ds="http://schemas.openxmlformats.org/officeDocument/2006/customXml" ds:itemID="{533EDF27-8F91-4C87-A443-595953B02474}"/>
 </file>
--- a/fuentes/CFA_01_13410565_DU.docx
+++ b/fuentes/CFA_01_13410565_DU.docx
@@ -5946,7 +5946,10 @@
         <w:ind w:left="1418" w:firstLine="0"/>
       </w:pPr>
       <w:r>
-        <w:t>Desplaza únicamente la primera línea de cada párrafo hacia la derecha, tradicionalmente entre 1.27 cm (0.5 pulgadas) en documentos académicos. Esta convención señala visualmente el inicio de nuevos párrafos, sin requerir espacio adicional entre ellos.</w:t>
+        <w:t>Desplaza únicamente la primera línea de cada párrafo hacia la derecha, esta convención señala visualmente el inicio de nuevos párrafos, sin requerir espacio adicional entre ellos</w:t>
+      </w:r>
+      <w:r>
+        <w:t>.</w:t>
       </w:r>
     </w:p>
     <w:p>
@@ -8554,6 +8557,7 @@
     </w:p>
     <w:p>
       <w:pPr>
+        <w:ind w:firstLine="0"/>
         <w:jc w:val="center"/>
         <w:rPr>
           <w:rFonts w:cstheme="minorHAnsi"/>
@@ -14849,52 +14853,27 @@
                 <w:lang w:val="en-US"/>
               </w:rPr>
             </w:pPr>
-            <w:r>
-              <w:fldChar w:fldCharType="begin"/>
-            </w:r>
-            <w:r>
-              <w:rPr>
-                <w:lang w:val="en-US"/>
-              </w:rPr>
-              <w:instrText xml:space="preserve"> HYPERLINK "https://books.google.com.co/books?hl=es&amp;lr=&amp;id=I_Y-DwAAQBAJ&amp;oi=</w:instrText>
-            </w:r>
-            <w:r>
-              <w:rPr>
-                <w:lang w:val="en-US"/>
-              </w:rPr>
-              <w:instrText xml:space="preserve">fnd&amp;pg=PP20&amp;dq=microsoft+office+365+&amp;ots=gu5TZRAo0Y&amp;sig=U1yKbwkyIRYPqitjc-nFpx9OUzs&amp;redir_esc=y" \l "v=onepage&amp;q=microsoft%20office%20365&amp;f=false" </w:instrText>
-            </w:r>
-            <w:r>
-              <w:fldChar w:fldCharType="separate"/>
-            </w:r>
-            <w:r>
-              <w:rPr>
-                <w:rStyle w:val="Hipervnculo"/>
-                <w:sz w:val="27"/>
-                <w:szCs w:val="27"/>
-                <w:lang w:val="en-US"/>
-              </w:rPr>
-              <w:t>https://books.google.com.co/books?hl=es&amp;lr=&amp;id=I_Y-DwAAQBAJ&amp;oi=fnd&amp;pg=PP20&amp;dq=microsoft+office+365+&amp;ots=gu5TZRAo0Y&amp;sig=U1yKbwkyIR</w:t>
-            </w:r>
-            <w:r>
-              <w:rPr>
-                <w:rStyle w:val="Hipervnculo"/>
-                <w:sz w:val="27"/>
-                <w:szCs w:val="27"/>
-                <w:lang w:val="en-US"/>
-              </w:rPr>
-              <w:lastRenderedPageBreak/>
-              <w:t>YPqitjc-nFpx9OUzs&amp;redir_esc=y#v=onepage&amp;q=microsoft%20office%20365&amp;f=false</w:t>
-            </w:r>
-            <w:r>
-              <w:rPr>
-                <w:rStyle w:val="Hipervnculo"/>
-                <w:sz w:val="27"/>
-                <w:szCs w:val="27"/>
-                <w:lang w:val="en-US"/>
-              </w:rPr>
-              <w:fldChar w:fldCharType="end"/>
-            </w:r>
+            <w:hyperlink r:id="rId37" w:anchor="v=onepage&amp;q=microsoft%20office%20365&amp;f=false" w:history="1">
+              <w:r>
+                <w:rPr>
+                  <w:rStyle w:val="Hipervnculo"/>
+                  <w:sz w:val="27"/>
+                  <w:szCs w:val="27"/>
+                  <w:lang w:val="en-US"/>
+                </w:rPr>
+                <w:t>https://books.google.com.co/books?hl=es&amp;lr=&amp;id=I_Y-DwAAQBAJ&amp;oi=fnd&amp;pg=PP20&amp;dq=microsoft+office+365+&amp;ots=gu5TZRAo0Y&amp;sig=U1yKbwkyIR</w:t>
+              </w:r>
+              <w:r>
+                <w:rPr>
+                  <w:rStyle w:val="Hipervnculo"/>
+                  <w:sz w:val="27"/>
+                  <w:szCs w:val="27"/>
+                  <w:lang w:val="en-US"/>
+                </w:rPr>
+                <w:lastRenderedPageBreak/>
+                <w:t>YPqitjc-nFpx9OUzs&amp;redir_esc=y#v=onepage&amp;q=microsoft%20office%20365&amp;f=false</w:t>
+              </w:r>
+            </w:hyperlink>
           </w:p>
         </w:tc>
       </w:tr>
@@ -15279,32 +15258,15 @@
           <w:lang w:val="en-US"/>
         </w:rPr>
       </w:pPr>
-      <w:r>
-        <w:fldChar w:fldCharType="begin"/>
-      </w:r>
-      <w:r>
-        <w:rPr>
-          <w:lang w:val="en-US"/>
-        </w:rPr>
-        <w:instrText xml:space="preserve"> HYPERLINK "https://psycnet.apa.org/record/2019-59141-000" </w:instrText>
-      </w:r>
-      <w:r>
-        <w:fldChar w:fldCharType="separate"/>
-      </w:r>
-      <w:r>
-        <w:rPr>
-          <w:rStyle w:val="Hipervnculo"/>
-          <w:lang w:val="en-US"/>
-        </w:rPr>
-        <w:t>https://psycnet.apa.org/record/2019-59141-000</w:t>
-      </w:r>
-      <w:r>
-        <w:rPr>
-          <w:rStyle w:val="Hipervnculo"/>
-          <w:lang w:val="en-US"/>
-        </w:rPr>
-        <w:fldChar w:fldCharType="end"/>
-      </w:r>
+      <w:hyperlink r:id="rId38" w:history="1">
+        <w:r>
+          <w:rPr>
+            <w:rStyle w:val="Hipervnculo"/>
+            <w:lang w:val="en-US"/>
+          </w:rPr>
+          <w:t>https://psycnet.apa.org/record/2019-59141-000</w:t>
+        </w:r>
+      </w:hyperlink>
     </w:p>
     <w:p>
       <w:r>
@@ -15312,7 +15274,7 @@
       </w:r>
     </w:p>
     <w:p>
-      <w:hyperlink r:id="rId37" w:history="1">
+      <w:hyperlink r:id="rId39" w:history="1">
         <w:r>
           <w:rPr>
             <w:rStyle w:val="Hipervnculo"/>
@@ -16774,8 +16736,8 @@
       </w:pPr>
     </w:p>
     <w:sectPr>
-      <w:headerReference w:type="default" r:id="rId38"/>
-      <w:footerReference w:type="default" r:id="rId39"/>
+      <w:headerReference w:type="default" r:id="rId40"/>
+      <w:footerReference w:type="default" r:id="rId41"/>
       <w:pgSz w:w="12240" w:h="15840"/>
       <w:pgMar w:top="1701" w:right="1134" w:bottom="1134" w:left="1134" w:header="709" w:footer="737" w:gutter="0"/>
       <w:pgNumType w:start="1"/>
@@ -24984,13 +24946,13 @@
 </file>
 
 <file path=customXml/itemProps2.xml><?xml version="1.0" encoding="utf-8"?>
-<ds:datastoreItem xmlns:ds="http://schemas.openxmlformats.org/officeDocument/2006/customXml" ds:itemID="{7719BD92-7FBB-4107-89CF-840169EE822E}"/>
+<ds:datastoreItem xmlns:ds="http://schemas.openxmlformats.org/officeDocument/2006/customXml" ds:itemID="{96145918-1455-49E5-B4EB-AEFC7A83F258}"/>
 </file>
 
 <file path=customXml/itemProps3.xml><?xml version="1.0" encoding="utf-8"?>
-<ds:datastoreItem xmlns:ds="http://schemas.openxmlformats.org/officeDocument/2006/customXml" ds:itemID="{FAA18456-DF9F-4E78-A99F-3B251F022103}"/>
+<ds:datastoreItem xmlns:ds="http://schemas.openxmlformats.org/officeDocument/2006/customXml" ds:itemID="{5BAF3BD9-4354-451D-BEC9-BD2984B43E34}"/>
 </file>
 
 <file path=customXml/itemProps4.xml><?xml version="1.0" encoding="utf-8"?>
-<ds:datastoreItem xmlns:ds="http://schemas.openxmlformats.org/officeDocument/2006/customXml" ds:itemID="{533EDF27-8F91-4C87-A443-595953B02474}"/>
+<ds:datastoreItem xmlns:ds="http://schemas.openxmlformats.org/officeDocument/2006/customXml" ds:itemID="{F78A42F2-AD16-4928-952F-BD2D459DB9AB}"/>
 </file>
--- a/fuentes/CFA_01_13410565_DU.docx
+++ b/fuentes/CFA_01_13410565_DU.docx
@@ -1844,7 +1844,7 @@
                 <w:noProof/>
                 <w:webHidden/>
               </w:rPr>
-              <w:t>39</w:t>
+              <w:t>38</w:t>
             </w:r>
             <w:r>
               <w:rPr>
@@ -1917,7 +1917,7 @@
                 <w:noProof/>
                 <w:webHidden/>
               </w:rPr>
-              <w:t>39</w:t>
+              <w:t>38</w:t>
             </w:r>
             <w:r>
               <w:rPr>
@@ -1990,7 +1990,7 @@
                 <w:noProof/>
                 <w:webHidden/>
               </w:rPr>
-              <w:t>40</w:t>
+              <w:t>39</w:t>
             </w:r>
             <w:r>
               <w:rPr>
@@ -2082,7 +2082,7 @@
                 <w:noProof/>
                 <w:webHidden/>
               </w:rPr>
-              <w:t>42</w:t>
+              <w:t>41</w:t>
             </w:r>
             <w:r>
               <w:rPr>
@@ -2173,7 +2173,7 @@
                 <w:noProof/>
                 <w:webHidden/>
               </w:rPr>
-              <w:t>45</w:t>
+              <w:t>44</w:t>
             </w:r>
             <w:r>
               <w:rPr>
@@ -2246,7 +2246,7 @@
                 <w:noProof/>
                 <w:webHidden/>
               </w:rPr>
-              <w:t>45</w:t>
+              <w:t>44</w:t>
             </w:r>
             <w:r>
               <w:rPr>
@@ -2319,7 +2319,7 @@
                 <w:noProof/>
                 <w:webHidden/>
               </w:rPr>
-              <w:t>47</w:t>
+              <w:t>46</w:t>
             </w:r>
             <w:r>
               <w:rPr>
@@ -2389,7 +2389,7 @@
                 <w:noProof/>
                 <w:webHidden/>
               </w:rPr>
-              <w:t>53</w:t>
+              <w:t>52</w:t>
             </w:r>
             <w:r>
               <w:rPr>
@@ -2459,7 +2459,7 @@
                 <w:noProof/>
                 <w:webHidden/>
               </w:rPr>
-              <w:t>55</w:t>
+              <w:t>54</w:t>
             </w:r>
             <w:r>
               <w:rPr>
@@ -2529,7 +2529,7 @@
                 <w:noProof/>
                 <w:webHidden/>
               </w:rPr>
-              <w:t>57</w:t>
+              <w:t>56</w:t>
             </w:r>
             <w:r>
               <w:rPr>
@@ -2599,7 +2599,7 @@
                 <w:noProof/>
                 <w:webHidden/>
               </w:rPr>
-              <w:t>59</w:t>
+              <w:t>58</w:t>
             </w:r>
             <w:r>
               <w:rPr>
@@ -2669,7 +2669,7 @@
                 <w:noProof/>
                 <w:webHidden/>
               </w:rPr>
-              <w:t>60</w:t>
+              <w:t>59</w:t>
             </w:r>
             <w:r>
               <w:rPr>
@@ -4638,6 +4638,12 @@
     </w:p>
     <w:p>
       <w:pPr>
+        <w:pStyle w:val="Prrafodelista"/>
+        <w:ind w:left="1429" w:firstLine="0"/>
+      </w:pPr>
+    </w:p>
+    <w:p>
+      <w:pPr>
         <w:pStyle w:val="Encabezado"/>
         <w:numPr>
           <w:ilvl w:val="0"/>
@@ -4658,6 +4664,7 @@
           <w:b/>
           <w:bCs/>
         </w:rPr>
+        <w:lastRenderedPageBreak/>
         <w:t>12 puntos</w:t>
       </w:r>
     </w:p>
@@ -4675,7 +4682,6 @@
           <w:sz w:val="24"/>
           <w:szCs w:val="24"/>
         </w:rPr>
-        <w:lastRenderedPageBreak/>
         <w:t>La tecnología educativa transforma el aprendizaje en el siglo XXI.</w:t>
       </w:r>
     </w:p>
@@ -4955,6 +4961,7 @@
           <w:b/>
           <w:bCs/>
         </w:rPr>
+        <w:lastRenderedPageBreak/>
         <w:t>Combinado (Negrita + Cursiva)</w:t>
       </w:r>
     </w:p>
@@ -4976,7 +4983,6 @@
           <w:i/>
           <w:iCs/>
         </w:rPr>
-        <w:lastRenderedPageBreak/>
         <w:t>La tecnología educativa transforma el aprendizaje en el siglo XXI.</w:t>
       </w:r>
     </w:p>
@@ -9235,814 +9241,139 @@
       </w:r>
     </w:p>
     <w:p>
-      <w:pPr>
-        <w:rPr>
-          <w:color w:val="000000" w:themeColor="text1"/>
-        </w:rPr>
-      </w:pPr>
       <w:r>
         <w:t> </w:t>
       </w:r>
       <w:r>
-        <w:rPr>
-          <w:color w:val="000000" w:themeColor="text1"/>
-        </w:rPr>
         <w:t>Para los estilos de títulos, los procesadores de texto típicamente ofrecen una jerarquía de estilos de título (Título 1, Título 2, Título 3, etc.), que establecen una estructura multinivel en el documento. En un documento institucional, la estructura se define con una jerarquía de estilos así:</w:t>
       </w:r>
     </w:p>
     <w:p>
       <w:pPr>
-        <w:shd w:val="clear" w:color="auto" w:fill="FFFFFF"/>
-        <w:spacing w:before="0" w:after="0" w:line="300" w:lineRule="atLeast"/>
-        <w:ind w:firstLine="0"/>
-        <w:rPr>
-          <w:rFonts w:ascii="Segoe UI" w:eastAsia="Times New Roman" w:hAnsi="Segoe UI" w:cs="Segoe UI"/>
-          <w:color w:val="242424"/>
-          <w:kern w:val="0"/>
-          <w:sz w:val="21"/>
-          <w:szCs w:val="21"/>
-          <w:lang w:eastAsia="es-CO"/>
-          <w14:ligatures w14:val="none"/>
-        </w:rPr>
-      </w:pPr>
-      <w:r>
-        <w:rPr>
-          <w:rFonts w:ascii="Segoe UI" w:eastAsia="Times New Roman" w:hAnsi="Segoe UI" w:cs="Segoe UI"/>
-          <w:color w:val="242424"/>
-          <w:kern w:val="0"/>
-          <w:sz w:val="21"/>
-          <w:szCs w:val="21"/>
-          <w:lang w:eastAsia="es-CO"/>
-          <w14:ligatures w14:val="none"/>
-        </w:rPr>
-        <w:t xml:space="preserve">• </w:t>
-      </w:r>
-      <w:r>
-        <w:rPr>
-          <w:rFonts w:ascii="Segoe UI" w:eastAsia="Times New Roman" w:hAnsi="Segoe UI" w:cs="Segoe UI"/>
-          <w:b/>
-          <w:bCs/>
-          <w:color w:val="242424"/>
-          <w:kern w:val="0"/>
-          <w:sz w:val="21"/>
-          <w:szCs w:val="21"/>
-          <w:lang w:eastAsia="es-CO"/>
-          <w14:ligatures w14:val="none"/>
-        </w:rPr>
-        <w:t>Normal</w:t>
-      </w:r>
-      <w:r>
-        <w:rPr>
-          <w:rFonts w:ascii="Segoe UI" w:eastAsia="Times New Roman" w:hAnsi="Segoe UI" w:cs="Segoe UI"/>
-          <w:color w:val="242424"/>
-          <w:kern w:val="0"/>
-          <w:sz w:val="21"/>
-          <w:szCs w:val="21"/>
-          <w:lang w:eastAsia="es-CO"/>
-          <w14:ligatures w14:val="none"/>
-        </w:rPr>
-        <w:t xml:space="preserve"> </w:t>
-      </w:r>
-    </w:p>
-    <w:p>
-      <w:pPr>
-        <w:shd w:val="clear" w:color="auto" w:fill="FFFFFF"/>
-        <w:spacing w:before="0" w:after="0" w:line="300" w:lineRule="atLeast"/>
-        <w:ind w:firstLine="0"/>
-        <w:rPr>
-          <w:rFonts w:ascii="Segoe UI" w:eastAsia="Times New Roman" w:hAnsi="Segoe UI" w:cs="Segoe UI"/>
-          <w:color w:val="242424"/>
-          <w:kern w:val="0"/>
-          <w:sz w:val="21"/>
-          <w:szCs w:val="21"/>
-          <w:lang w:eastAsia="es-CO"/>
-          <w14:ligatures w14:val="none"/>
-        </w:rPr>
-      </w:pPr>
-      <w:r>
-        <w:rPr>
-          <w:rFonts w:ascii="Segoe UI" w:eastAsia="Times New Roman" w:hAnsi="Segoe UI" w:cs="Segoe UI"/>
-          <w:color w:val="242424"/>
-          <w:kern w:val="0"/>
-          <w:sz w:val="21"/>
-          <w:szCs w:val="21"/>
-          <w:lang w:eastAsia="es-CO"/>
-          <w14:ligatures w14:val="none"/>
-        </w:rPr>
+        <w:rPr>
+          <w:b/>
+          <w:bCs/>
+        </w:rPr>
+      </w:pPr>
+      <w:r>
+        <w:rPr>
+          <w:b/>
+          <w:bCs/>
+        </w:rPr>
+        <w:t xml:space="preserve">• Normal </w:t>
+      </w:r>
+    </w:p>
+    <w:p>
+      <w:r>
         <w:t>Para el cuerpo de texto principal del documento.</w:t>
       </w:r>
     </w:p>
     <w:p>
       <w:pPr>
-        <w:shd w:val="clear" w:color="auto" w:fill="FFFFFF"/>
-        <w:spacing w:before="0" w:after="0" w:line="300" w:lineRule="atLeast"/>
-        <w:ind w:firstLine="0"/>
-        <w:rPr>
-          <w:rFonts w:ascii="Segoe UI" w:eastAsia="Times New Roman" w:hAnsi="Segoe UI" w:cs="Segoe UI"/>
-          <w:color w:val="242424"/>
-          <w:kern w:val="0"/>
-          <w:sz w:val="21"/>
-          <w:szCs w:val="21"/>
-          <w:lang w:eastAsia="es-CO"/>
-          <w14:ligatures w14:val="none"/>
-        </w:rPr>
-      </w:pPr>
-      <w:r>
-        <w:rPr>
-          <w:rFonts w:ascii="Segoe UI" w:eastAsia="Times New Roman" w:hAnsi="Segoe UI" w:cs="Segoe UI"/>
-          <w:color w:val="242424"/>
-          <w:kern w:val="0"/>
-          <w:sz w:val="21"/>
-          <w:szCs w:val="21"/>
-          <w:lang w:eastAsia="es-CO"/>
-          <w14:ligatures w14:val="none"/>
-        </w:rPr>
-        <w:t xml:space="preserve">• </w:t>
-      </w:r>
-      <w:r>
-        <w:rPr>
-          <w:rFonts w:ascii="Segoe UI" w:eastAsia="Times New Roman" w:hAnsi="Segoe UI" w:cs="Segoe UI"/>
-          <w:b/>
-          <w:bCs/>
-          <w:color w:val="242424"/>
-          <w:kern w:val="0"/>
-          <w:sz w:val="21"/>
-          <w:szCs w:val="21"/>
-          <w:lang w:eastAsia="es-CO"/>
-          <w14:ligatures w14:val="none"/>
-        </w:rPr>
-        <w:t>Título 1</w:t>
-      </w:r>
-      <w:r>
-        <w:rPr>
-          <w:rFonts w:ascii="Segoe UI" w:eastAsia="Times New Roman" w:hAnsi="Segoe UI" w:cs="Segoe UI"/>
-          <w:color w:val="242424"/>
-          <w:kern w:val="0"/>
-          <w:sz w:val="21"/>
-          <w:szCs w:val="21"/>
-          <w:lang w:eastAsia="es-CO"/>
-          <w14:ligatures w14:val="none"/>
-        </w:rPr>
-        <w:t xml:space="preserve"> </w:t>
-      </w:r>
-    </w:p>
-    <w:p>
-      <w:pPr>
-        <w:shd w:val="clear" w:color="auto" w:fill="FFFFFF"/>
-        <w:spacing w:before="0" w:after="0" w:line="300" w:lineRule="atLeast"/>
-        <w:ind w:firstLine="0"/>
-        <w:rPr>
-          <w:rFonts w:ascii="Segoe UI" w:eastAsia="Times New Roman" w:hAnsi="Segoe UI" w:cs="Segoe UI"/>
-          <w:color w:val="242424"/>
-          <w:kern w:val="0"/>
-          <w:sz w:val="21"/>
-          <w:szCs w:val="21"/>
-          <w:lang w:eastAsia="es-CO"/>
-          <w14:ligatures w14:val="none"/>
-        </w:rPr>
-      </w:pPr>
-      <w:r>
-        <w:rPr>
-          <w:rFonts w:ascii="Segoe UI" w:eastAsia="Times New Roman" w:hAnsi="Segoe UI" w:cs="Segoe UI"/>
-          <w:color w:val="242424"/>
-          <w:kern w:val="0"/>
-          <w:sz w:val="21"/>
-          <w:szCs w:val="21"/>
-          <w:lang w:eastAsia="es-CO"/>
-          <w14:ligatures w14:val="none"/>
-        </w:rPr>
+        <w:rPr>
+          <w:b/>
+          <w:bCs/>
+        </w:rPr>
+      </w:pPr>
+      <w:r>
+        <w:rPr>
+          <w:b/>
+          <w:bCs/>
+        </w:rPr>
+        <w:t xml:space="preserve">• Título 1 </w:t>
+      </w:r>
+    </w:p>
+    <w:p>
+      <w:r>
         <w:t>Para los títulos de los capítulos principales.</w:t>
       </w:r>
     </w:p>
     <w:p>
       <w:pPr>
-        <w:shd w:val="clear" w:color="auto" w:fill="FFFFFF"/>
-        <w:spacing w:before="0" w:after="0" w:line="300" w:lineRule="atLeast"/>
-        <w:ind w:firstLine="0"/>
-        <w:rPr>
-          <w:rFonts w:ascii="Segoe UI" w:eastAsia="Times New Roman" w:hAnsi="Segoe UI" w:cs="Segoe UI"/>
-          <w:color w:val="242424"/>
-          <w:kern w:val="0"/>
-          <w:sz w:val="21"/>
-          <w:szCs w:val="21"/>
-          <w:lang w:eastAsia="es-CO"/>
-          <w14:ligatures w14:val="none"/>
-        </w:rPr>
-      </w:pPr>
-      <w:r>
-        <w:rPr>
-          <w:rFonts w:ascii="Segoe UI" w:eastAsia="Times New Roman" w:hAnsi="Segoe UI" w:cs="Segoe UI"/>
-          <w:color w:val="242424"/>
-          <w:kern w:val="0"/>
-          <w:sz w:val="21"/>
-          <w:szCs w:val="21"/>
-          <w:lang w:eastAsia="es-CO"/>
-          <w14:ligatures w14:val="none"/>
-        </w:rPr>
-        <w:t xml:space="preserve">• </w:t>
-      </w:r>
-      <w:r>
-        <w:rPr>
-          <w:rFonts w:ascii="Segoe UI" w:eastAsia="Times New Roman" w:hAnsi="Segoe UI" w:cs="Segoe UI"/>
-          <w:b/>
-          <w:bCs/>
-          <w:color w:val="242424"/>
-          <w:kern w:val="0"/>
-          <w:sz w:val="21"/>
-          <w:szCs w:val="21"/>
-          <w:lang w:eastAsia="es-CO"/>
-          <w14:ligatures w14:val="none"/>
-        </w:rPr>
-        <w:t>Título 2</w:t>
-      </w:r>
-      <w:r>
-        <w:rPr>
-          <w:rFonts w:ascii="Segoe UI" w:eastAsia="Times New Roman" w:hAnsi="Segoe UI" w:cs="Segoe UI"/>
-          <w:color w:val="242424"/>
-          <w:kern w:val="0"/>
-          <w:sz w:val="21"/>
-          <w:szCs w:val="21"/>
-          <w:lang w:eastAsia="es-CO"/>
-          <w14:ligatures w14:val="none"/>
-        </w:rPr>
-        <w:t xml:space="preserve"> </w:t>
-      </w:r>
-    </w:p>
-    <w:p>
-      <w:pPr>
-        <w:shd w:val="clear" w:color="auto" w:fill="FFFFFF"/>
-        <w:spacing w:before="0" w:after="0" w:line="300" w:lineRule="atLeast"/>
-        <w:ind w:firstLine="0"/>
-        <w:rPr>
-          <w:rFonts w:ascii="Segoe UI" w:eastAsia="Times New Roman" w:hAnsi="Segoe UI" w:cs="Segoe UI"/>
-          <w:color w:val="242424"/>
-          <w:kern w:val="0"/>
-          <w:sz w:val="21"/>
-          <w:szCs w:val="21"/>
-          <w:lang w:eastAsia="es-CO"/>
-          <w14:ligatures w14:val="none"/>
-        </w:rPr>
-      </w:pPr>
-      <w:r>
-        <w:rPr>
-          <w:rFonts w:ascii="Segoe UI" w:eastAsia="Times New Roman" w:hAnsi="Segoe UI" w:cs="Segoe UI"/>
-          <w:color w:val="242424"/>
-          <w:kern w:val="0"/>
-          <w:sz w:val="21"/>
-          <w:szCs w:val="21"/>
-          <w:lang w:eastAsia="es-CO"/>
-          <w14:ligatures w14:val="none"/>
-        </w:rPr>
+        <w:rPr>
+          <w:b/>
+          <w:bCs/>
+        </w:rPr>
+      </w:pPr>
+      <w:r>
+        <w:rPr>
+          <w:b/>
+          <w:bCs/>
+        </w:rPr>
+        <w:t xml:space="preserve">• Título 2 </w:t>
+      </w:r>
+    </w:p>
+    <w:p>
+      <w:r>
         <w:t xml:space="preserve">Para las secciones principales dentro de un capítulo. </w:t>
       </w:r>
     </w:p>
     <w:p>
       <w:pPr>
-        <w:shd w:val="clear" w:color="auto" w:fill="FFFFFF"/>
-        <w:spacing w:before="0" w:after="0" w:line="300" w:lineRule="atLeast"/>
-        <w:ind w:firstLine="0"/>
-        <w:rPr>
-          <w:rFonts w:ascii="Segoe UI" w:eastAsia="Times New Roman" w:hAnsi="Segoe UI" w:cs="Segoe UI"/>
-          <w:color w:val="242424"/>
-          <w:kern w:val="0"/>
-          <w:sz w:val="21"/>
-          <w:szCs w:val="21"/>
-          <w:lang w:eastAsia="es-CO"/>
-          <w14:ligatures w14:val="none"/>
-        </w:rPr>
-      </w:pPr>
-      <w:r>
-        <w:rPr>
-          <w:rFonts w:ascii="Segoe UI" w:eastAsia="Times New Roman" w:hAnsi="Segoe UI" w:cs="Segoe UI"/>
-          <w:color w:val="242424"/>
-          <w:kern w:val="0"/>
-          <w:sz w:val="21"/>
-          <w:szCs w:val="21"/>
-          <w:lang w:eastAsia="es-CO"/>
-          <w14:ligatures w14:val="none"/>
-        </w:rPr>
-        <w:t xml:space="preserve">• </w:t>
-      </w:r>
-      <w:r>
-        <w:rPr>
-          <w:rFonts w:ascii="Segoe UI" w:eastAsia="Times New Roman" w:hAnsi="Segoe UI" w:cs="Segoe UI"/>
-          <w:b/>
-          <w:bCs/>
-          <w:color w:val="242424"/>
-          <w:kern w:val="0"/>
-          <w:sz w:val="21"/>
-          <w:szCs w:val="21"/>
-          <w:lang w:eastAsia="es-CO"/>
-          <w14:ligatures w14:val="none"/>
-        </w:rPr>
-        <w:t>Título 3</w:t>
-      </w:r>
-      <w:r>
-        <w:rPr>
-          <w:rFonts w:ascii="Segoe UI" w:eastAsia="Times New Roman" w:hAnsi="Segoe UI" w:cs="Segoe UI"/>
-          <w:color w:val="242424"/>
-          <w:kern w:val="0"/>
-          <w:sz w:val="21"/>
-          <w:szCs w:val="21"/>
-          <w:lang w:eastAsia="es-CO"/>
-          <w14:ligatures w14:val="none"/>
-        </w:rPr>
-        <w:t xml:space="preserve"> </w:t>
-      </w:r>
-    </w:p>
-    <w:p>
-      <w:pPr>
-        <w:shd w:val="clear" w:color="auto" w:fill="FFFFFF"/>
-        <w:spacing w:before="0" w:after="0" w:line="300" w:lineRule="atLeast"/>
-        <w:ind w:firstLine="0"/>
-        <w:rPr>
-          <w:rFonts w:ascii="Segoe UI" w:eastAsia="Times New Roman" w:hAnsi="Segoe UI" w:cs="Segoe UI"/>
-          <w:color w:val="242424"/>
-          <w:kern w:val="0"/>
-          <w:sz w:val="21"/>
-          <w:szCs w:val="21"/>
-          <w:lang w:eastAsia="es-CO"/>
-          <w14:ligatures w14:val="none"/>
-        </w:rPr>
-      </w:pPr>
-      <w:r>
-        <w:rPr>
-          <w:rFonts w:ascii="Segoe UI" w:eastAsia="Times New Roman" w:hAnsi="Segoe UI" w:cs="Segoe UI"/>
-          <w:color w:val="242424"/>
-          <w:kern w:val="0"/>
-          <w:sz w:val="21"/>
-          <w:szCs w:val="21"/>
-          <w:lang w:eastAsia="es-CO"/>
-          <w14:ligatures w14:val="none"/>
-        </w:rPr>
+        <w:rPr>
+          <w:b/>
+          <w:bCs/>
+        </w:rPr>
+      </w:pPr>
+      <w:r>
+        <w:rPr>
+          <w:b/>
+          <w:bCs/>
+        </w:rPr>
+        <w:t xml:space="preserve">• Título 3 </w:t>
+      </w:r>
+    </w:p>
+    <w:p>
+      <w:r>
         <w:t xml:space="preserve">Para las subsecciones. </w:t>
       </w:r>
     </w:p>
     <w:p>
       <w:pPr>
-        <w:shd w:val="clear" w:color="auto" w:fill="FFFFFF"/>
-        <w:spacing w:before="0" w:after="0" w:line="300" w:lineRule="atLeast"/>
-        <w:ind w:firstLine="0"/>
-        <w:rPr>
-          <w:rFonts w:ascii="Segoe UI" w:eastAsia="Times New Roman" w:hAnsi="Segoe UI" w:cs="Segoe UI"/>
-          <w:color w:val="242424"/>
-          <w:kern w:val="0"/>
-          <w:sz w:val="21"/>
-          <w:szCs w:val="21"/>
-          <w:lang w:eastAsia="es-CO"/>
-          <w14:ligatures w14:val="none"/>
-        </w:rPr>
-      </w:pPr>
-      <w:r>
-        <w:rPr>
-          <w:rFonts w:ascii="Segoe UI" w:eastAsia="Times New Roman" w:hAnsi="Segoe UI" w:cs="Segoe UI"/>
-          <w:color w:val="242424"/>
-          <w:kern w:val="0"/>
-          <w:sz w:val="21"/>
-          <w:szCs w:val="21"/>
-          <w:lang w:eastAsia="es-CO"/>
-          <w14:ligatures w14:val="none"/>
-        </w:rPr>
-        <w:t xml:space="preserve">• </w:t>
-      </w:r>
-      <w:r>
-        <w:rPr>
-          <w:rFonts w:ascii="Segoe UI" w:eastAsia="Times New Roman" w:hAnsi="Segoe UI" w:cs="Segoe UI"/>
-          <w:b/>
-          <w:bCs/>
-          <w:color w:val="242424"/>
-          <w:kern w:val="0"/>
-          <w:sz w:val="21"/>
-          <w:szCs w:val="21"/>
-          <w:lang w:eastAsia="es-CO"/>
-          <w14:ligatures w14:val="none"/>
-        </w:rPr>
-        <w:t>Énfasis</w:t>
-      </w:r>
-    </w:p>
-    <w:p>
-      <w:pPr>
-        <w:shd w:val="clear" w:color="auto" w:fill="FFFFFF"/>
-        <w:spacing w:before="0" w:after="0" w:line="300" w:lineRule="atLeast"/>
-        <w:ind w:firstLine="0"/>
-        <w:rPr>
-          <w:rFonts w:ascii="Segoe UI" w:eastAsia="Times New Roman" w:hAnsi="Segoe UI" w:cs="Segoe UI"/>
-          <w:color w:val="242424"/>
-          <w:kern w:val="0"/>
-          <w:sz w:val="21"/>
-          <w:szCs w:val="21"/>
-          <w:lang w:eastAsia="es-CO"/>
-          <w14:ligatures w14:val="none"/>
-        </w:rPr>
-      </w:pPr>
-      <w:r>
-        <w:rPr>
-          <w:rFonts w:ascii="Segoe UI" w:eastAsia="Times New Roman" w:hAnsi="Segoe UI" w:cs="Segoe UI"/>
-          <w:color w:val="242424"/>
-          <w:kern w:val="0"/>
-          <w:sz w:val="21"/>
-          <w:szCs w:val="21"/>
-          <w:lang w:eastAsia="es-CO"/>
-          <w14:ligatures w14:val="none"/>
-        </w:rPr>
+        <w:rPr>
+          <w:b/>
+          <w:bCs/>
+        </w:rPr>
+      </w:pPr>
+      <w:r>
+        <w:rPr>
+          <w:b/>
+          <w:bCs/>
+        </w:rPr>
+        <w:t>• Énfasis</w:t>
+      </w:r>
+    </w:p>
+    <w:p>
+      <w:r>
         <w:t>Un estilo de carácter para resaltar palabras clave (usualmente en cursiva). </w:t>
       </w:r>
     </w:p>
     <w:p>
       <w:pPr>
-        <w:shd w:val="clear" w:color="auto" w:fill="FFFFFF"/>
-        <w:spacing w:before="0" w:after="0" w:line="300" w:lineRule="atLeast"/>
-        <w:ind w:firstLine="0"/>
-        <w:rPr>
-          <w:rFonts w:ascii="Segoe UI" w:eastAsia="Times New Roman" w:hAnsi="Segoe UI" w:cs="Segoe UI"/>
-          <w:color w:val="242424"/>
-          <w:kern w:val="0"/>
-          <w:sz w:val="21"/>
-          <w:szCs w:val="21"/>
-          <w:lang w:eastAsia="es-CO"/>
-          <w14:ligatures w14:val="none"/>
-        </w:rPr>
-      </w:pPr>
-      <w:r>
-        <w:rPr>
-          <w:rFonts w:ascii="Segoe UI" w:eastAsia="Times New Roman" w:hAnsi="Segoe UI" w:cs="Segoe UI"/>
-          <w:color w:val="242424"/>
-          <w:kern w:val="0"/>
-          <w:sz w:val="21"/>
-          <w:szCs w:val="21"/>
-          <w:lang w:eastAsia="es-CO"/>
-          <w14:ligatures w14:val="none"/>
-        </w:rPr>
-        <w:t xml:space="preserve">• </w:t>
-      </w:r>
-      <w:r>
-        <w:rPr>
-          <w:rFonts w:ascii="Segoe UI" w:eastAsia="Times New Roman" w:hAnsi="Segoe UI" w:cs="Segoe UI"/>
-          <w:b/>
-          <w:bCs/>
-          <w:color w:val="242424"/>
-          <w:kern w:val="0"/>
-          <w:sz w:val="21"/>
-          <w:szCs w:val="21"/>
-          <w:lang w:eastAsia="es-CO"/>
-          <w14:ligatures w14:val="none"/>
-        </w:rPr>
-        <w:t>Cita</w:t>
-      </w:r>
-      <w:r>
-        <w:rPr>
-          <w:rFonts w:ascii="Segoe UI" w:eastAsia="Times New Roman" w:hAnsi="Segoe UI" w:cs="Segoe UI"/>
-          <w:color w:val="242424"/>
-          <w:kern w:val="0"/>
-          <w:sz w:val="21"/>
-          <w:szCs w:val="21"/>
-          <w:lang w:eastAsia="es-CO"/>
-          <w14:ligatures w14:val="none"/>
-        </w:rPr>
-        <w:t xml:space="preserve"> </w:t>
-      </w:r>
-    </w:p>
-    <w:p>
-      <w:pPr>
-        <w:shd w:val="clear" w:color="auto" w:fill="FFFFFF"/>
-        <w:spacing w:before="0" w:after="0" w:line="300" w:lineRule="atLeast"/>
-        <w:ind w:firstLine="0"/>
-        <w:rPr>
-          <w:rFonts w:ascii="Segoe UI" w:eastAsia="Times New Roman" w:hAnsi="Segoe UI" w:cs="Segoe UI"/>
-          <w:color w:val="242424"/>
-          <w:kern w:val="0"/>
-          <w:sz w:val="21"/>
-          <w:szCs w:val="21"/>
-          <w:lang w:eastAsia="es-CO"/>
-          <w14:ligatures w14:val="none"/>
-        </w:rPr>
-      </w:pPr>
-      <w:r>
-        <w:rPr>
-          <w:rFonts w:ascii="Segoe UI" w:eastAsia="Times New Roman" w:hAnsi="Segoe UI" w:cs="Segoe UI"/>
-          <w:color w:val="242424"/>
-          <w:kern w:val="0"/>
-          <w:sz w:val="21"/>
-          <w:szCs w:val="21"/>
-          <w:lang w:eastAsia="es-CO"/>
-          <w14:ligatures w14:val="none"/>
-        </w:rPr>
-        <w:t>Para bloques de texto que son citas textuales largas. 35 •</w:t>
-      </w:r>
-    </w:p>
-    <w:p>
-      <w:pPr>
-        <w:pStyle w:val="Prrafodelista"/>
-        <w:numPr>
-          <w:ilvl w:val="0"/>
-          <w:numId w:val="36"/>
-        </w:numPr>
-        <w:rPr>
-          <w:b/>
-          <w:bCs/>
-          <w:shd w:val="clear" w:color="auto" w:fill="FFFFFF"/>
-        </w:rPr>
-      </w:pPr>
-      <w:r>
-        <w:rPr>
-          <w:b/>
-          <w:bCs/>
-          <w:shd w:val="clear" w:color="auto" w:fill="FFFFFF"/>
-        </w:rPr>
-        <w:t>Título 1</w:t>
-      </w:r>
-    </w:p>
-    <w:p>
-      <w:pPr>
-        <w:pStyle w:val="Prrafodelista"/>
-        <w:ind w:left="1429" w:firstLine="0"/>
-        <w:rPr>
-          <w:shd w:val="clear" w:color="auto" w:fill="FFFFFF"/>
-        </w:rPr>
-      </w:pPr>
-      <w:r>
-        <w:rPr>
-          <w:shd w:val="clear" w:color="auto" w:fill="FFFFFF"/>
-        </w:rPr>
-        <w:t>Para los títulos de los capítulos principales.</w:t>
-      </w:r>
-    </w:p>
-    <w:p>
-      <w:pPr>
-        <w:pStyle w:val="Prrafodelista"/>
-        <w:numPr>
-          <w:ilvl w:val="0"/>
-          <w:numId w:val="36"/>
-        </w:numPr>
-        <w:rPr>
-          <w:b/>
-          <w:bCs/>
-          <w:shd w:val="clear" w:color="auto" w:fill="FFFFFF"/>
-        </w:rPr>
-      </w:pPr>
-      <w:r>
-        <w:rPr>
-          <w:b/>
-          <w:bCs/>
-          <w:shd w:val="clear" w:color="auto" w:fill="FFFFFF"/>
-        </w:rPr>
-        <w:t>Título 2</w:t>
-      </w:r>
-    </w:p>
-    <w:p>
-      <w:pPr>
-        <w:pStyle w:val="Prrafodelista"/>
-        <w:ind w:left="1429" w:firstLine="0"/>
-        <w:rPr>
-          <w:shd w:val="clear" w:color="auto" w:fill="FFFFFF"/>
-        </w:rPr>
-      </w:pPr>
-      <w:r>
-        <w:rPr>
-          <w:shd w:val="clear" w:color="auto" w:fill="FFFFFF"/>
-        </w:rPr>
-        <w:t>Para las secciones principales dentro de un capítulo.</w:t>
-      </w:r>
-    </w:p>
-    <w:p>
-      <w:pPr>
-        <w:pStyle w:val="Prrafodelista"/>
-        <w:numPr>
-          <w:ilvl w:val="0"/>
-          <w:numId w:val="36"/>
-        </w:numPr>
-        <w:rPr>
-          <w:b/>
-          <w:bCs/>
-          <w:shd w:val="clear" w:color="auto" w:fill="FFFFFF"/>
-        </w:rPr>
-      </w:pPr>
-      <w:r>
-        <w:rPr>
-          <w:b/>
-          <w:bCs/>
-          <w:shd w:val="clear" w:color="auto" w:fill="FFFFFF"/>
-        </w:rPr>
-        <w:t>Título 3</w:t>
-      </w:r>
-    </w:p>
-    <w:p>
-      <w:pPr>
-        <w:pStyle w:val="Prrafodelista"/>
-        <w:ind w:left="1429" w:firstLine="0"/>
-        <w:rPr>
-          <w:shd w:val="clear" w:color="auto" w:fill="FFFFFF"/>
-        </w:rPr>
-      </w:pPr>
-      <w:r>
-        <w:rPr>
-          <w:shd w:val="clear" w:color="auto" w:fill="FFFFFF"/>
-        </w:rPr>
-        <w:t>Para las subsecciones.</w:t>
-      </w:r>
-      <w:r>
-        <w:rPr>
-          <w:shd w:val="clear" w:color="auto" w:fill="FFFFFF"/>
-        </w:rPr>
-        <w:tab/>
-      </w:r>
-      <w:r>
-        <w:rPr>
-          <w:shd w:val="clear" w:color="auto" w:fill="FFFFFF"/>
-        </w:rPr>
-        <w:tab/>
-      </w:r>
-      <w:r>
-        <w:rPr>
-          <w:shd w:val="clear" w:color="auto" w:fill="FFFFFF"/>
-        </w:rPr>
-        <w:tab/>
-      </w:r>
-      <w:r>
-        <w:rPr>
-          <w:shd w:val="clear" w:color="auto" w:fill="FFFFFF"/>
-        </w:rPr>
-        <w:tab/>
-      </w:r>
-      <w:r>
-        <w:rPr>
-          <w:shd w:val="clear" w:color="auto" w:fill="FFFFFF"/>
-        </w:rPr>
-        <w:tab/>
-      </w:r>
-      <w:r>
-        <w:rPr>
-          <w:shd w:val="clear" w:color="auto" w:fill="FFFFFF"/>
-        </w:rPr>
-        <w:tab/>
-      </w:r>
-      <w:r>
-        <w:rPr>
-          <w:shd w:val="clear" w:color="auto" w:fill="FFFFFF"/>
-        </w:rPr>
-        <w:tab/>
-      </w:r>
-    </w:p>
-    <w:p>
-      <w:pPr>
-        <w:pStyle w:val="Prrafodelista"/>
-        <w:numPr>
-          <w:ilvl w:val="0"/>
-          <w:numId w:val="36"/>
-        </w:numPr>
-        <w:rPr>
-          <w:b/>
-          <w:bCs/>
-          <w:shd w:val="clear" w:color="auto" w:fill="FFFFFF"/>
-        </w:rPr>
-      </w:pPr>
-      <w:r>
-        <w:rPr>
-          <w:b/>
-          <w:bCs/>
-          <w:shd w:val="clear" w:color="auto" w:fill="FFFFFF"/>
-        </w:rPr>
-        <w:t>Normal</w:t>
-      </w:r>
-    </w:p>
-    <w:p>
-      <w:pPr>
-        <w:pStyle w:val="Prrafodelista"/>
-        <w:ind w:left="1429" w:firstLine="0"/>
-        <w:rPr>
-          <w:shd w:val="clear" w:color="auto" w:fill="FFFFFF"/>
-        </w:rPr>
-      </w:pPr>
-      <w:r>
-        <w:rPr>
-          <w:shd w:val="clear" w:color="auto" w:fill="FFFFFF"/>
-        </w:rPr>
-        <w:t>Par</w:t>
-      </w:r>
-      <w:r>
-        <w:rPr>
-          <w:shd w:val="clear" w:color="auto" w:fill="FFFFFF"/>
-        </w:rPr>
-        <w:t>a</w:t>
-      </w:r>
-      <w:r>
-        <w:rPr>
-          <w:shd w:val="clear" w:color="auto" w:fill="FFFFFF"/>
-        </w:rPr>
-        <w:t xml:space="preserve"> el cuerpo de texto principal del documento.</w:t>
-      </w:r>
-    </w:p>
-    <w:p>
-      <w:pPr>
-        <w:pStyle w:val="Prrafodelista"/>
-        <w:numPr>
-          <w:ilvl w:val="0"/>
-          <w:numId w:val="36"/>
-        </w:numPr>
-        <w:rPr>
-          <w:b/>
-          <w:bCs/>
-          <w:shd w:val="clear" w:color="auto" w:fill="FFFFFF"/>
-        </w:rPr>
-      </w:pPr>
-      <w:r>
-        <w:rPr>
-          <w:b/>
-          <w:bCs/>
-          <w:shd w:val="clear" w:color="auto" w:fill="FFFFFF"/>
-        </w:rPr>
-        <w:t>Cita</w:t>
-      </w:r>
-    </w:p>
-    <w:p>
-      <w:pPr>
-        <w:pStyle w:val="Prrafodelista"/>
-        <w:ind w:left="1429" w:firstLine="0"/>
-        <w:rPr>
-          <w:shd w:val="clear" w:color="auto" w:fill="FFFFFF"/>
-        </w:rPr>
-      </w:pPr>
-      <w:r>
-        <w:rPr>
-          <w:shd w:val="clear" w:color="auto" w:fill="FFFFFF"/>
-        </w:rPr>
+        <w:rPr>
+          <w:b/>
+          <w:bCs/>
+        </w:rPr>
+      </w:pPr>
+      <w:r>
+        <w:rPr>
+          <w:b/>
+          <w:bCs/>
+        </w:rPr>
+        <w:t xml:space="preserve">• Cita </w:t>
+      </w:r>
+    </w:p>
+    <w:p>
+      <w:r>
+        <w:t>Para bloques de texto que son citas textuales largas.</w:t>
+      </w:r>
+    </w:p>
+    <w:p>
+      <w:pPr>
+        <w:pStyle w:val="Sangradetextonormal"/>
+      </w:pPr>
+      <w:r>
         <w:lastRenderedPageBreak/>
-        <w:t>Para bloques de texto que son citas textuales largas.</w:t>
-      </w:r>
-    </w:p>
-    <w:p>
-      <w:pPr>
-        <w:pStyle w:val="Prrafodelista"/>
-        <w:numPr>
-          <w:ilvl w:val="0"/>
-          <w:numId w:val="36"/>
-        </w:numPr>
-        <w:rPr>
-          <w:b/>
-          <w:bCs/>
-          <w:shd w:val="clear" w:color="auto" w:fill="FFFFFF"/>
-        </w:rPr>
-      </w:pPr>
-      <w:r>
-        <w:rPr>
-          <w:b/>
-          <w:bCs/>
-          <w:shd w:val="clear" w:color="auto" w:fill="FFFFFF"/>
-        </w:rPr>
-        <w:t>Énfasis</w:t>
-      </w:r>
-    </w:p>
-    <w:p>
-      <w:pPr>
-        <w:pStyle w:val="Prrafodelista"/>
-        <w:ind w:left="1429" w:firstLine="0"/>
-        <w:rPr>
-          <w:color w:val="12263F"/>
-          <w:shd w:val="clear" w:color="auto" w:fill="FFFFFF"/>
-        </w:rPr>
-      </w:pPr>
-      <w:r>
-        <w:rPr>
-          <w:shd w:val="clear" w:color="auto" w:fill="FFFFFF"/>
-        </w:rPr>
-        <w:t xml:space="preserve">Un estilo de carácter </w:t>
-      </w:r>
-      <w:r>
-        <w:rPr>
-          <w:shd w:val="clear" w:color="auto" w:fill="FFFFFF"/>
-        </w:rPr>
-        <w:t>par</w:t>
-      </w:r>
-      <w:r>
-        <w:rPr>
-          <w:shd w:val="clear" w:color="auto" w:fill="FFFFFF"/>
-        </w:rPr>
-        <w:t>a</w:t>
-      </w:r>
-      <w:r>
-        <w:rPr>
-          <w:shd w:val="clear" w:color="auto" w:fill="FFFFFF"/>
-        </w:rPr>
-        <w:t xml:space="preserve"> resaltar palabras clave (usualmente en cursiva</w:t>
-      </w:r>
-      <w:r>
-        <w:rPr>
-          <w:color w:val="12263F"/>
-          <w:shd w:val="clear" w:color="auto" w:fill="FFFFFF"/>
-        </w:rPr>
-        <w:t>).</w:t>
-      </w:r>
-    </w:p>
-    <w:p>
-      <w:pPr>
-        <w:pStyle w:val="Sangradetextonormal"/>
-      </w:pPr>
-    </w:p>
-    <w:p>
-      <w:pPr>
-        <w:pStyle w:val="Sangradetextonormal"/>
-      </w:pPr>
-      <w:r>
         <w:t xml:space="preserve">Cada uno de los niveles utiliza un tamaño de fuente progresivamente menor y </w:t>
       </w:r>
     </w:p>
@@ -10205,15 +9536,15 @@
         <w:ind w:left="1429" w:firstLine="0"/>
       </w:pPr>
       <w:r>
+        <w:t>Incluyen formatos como "Énfasis fuerte" (negrita), "Énfasis" (cursiva), "Referencia bibliográfica" o "Código en línea". Estos estilos mantienen la coherencia visual y facilitan modificaciones futuras del formato.</w:t>
+      </w:r>
+    </w:p>
+    <w:p>
+      <w:pPr>
+        <w:pStyle w:val="Ttulo8"/>
+      </w:pPr>
+      <w:r>
         <w:lastRenderedPageBreak/>
-        <w:t>Incluyen formatos como "Énfasis fuerte" (negrita), "Énfasis" (cursiva), "Referencia bibliográfica" o "Código en línea". Estos estilos mantienen la coherencia visual y facilitan modificaciones futuras del formato.</w:t>
-      </w:r>
-    </w:p>
-    <w:p>
-      <w:pPr>
-        <w:pStyle w:val="Ttulo8"/>
-      </w:pPr>
-      <w:r>
         <w:t>Caso de uso: creando una plantilla para informes institucionales</w:t>
       </w:r>
     </w:p>
@@ -10383,7 +9714,6 @@
           <w:szCs w:val="28"/>
           <w:lang w:val="es-MX"/>
         </w:rPr>
-        <w:lastRenderedPageBreak/>
         <w:br w:type="page"/>
       </w:r>
     </w:p>
@@ -14853,27 +14183,52 @@
                 <w:lang w:val="en-US"/>
               </w:rPr>
             </w:pPr>
-            <w:hyperlink r:id="rId37" w:anchor="v=onepage&amp;q=microsoft%20office%20365&amp;f=false" w:history="1">
-              <w:r>
-                <w:rPr>
-                  <w:rStyle w:val="Hipervnculo"/>
-                  <w:sz w:val="27"/>
-                  <w:szCs w:val="27"/>
-                  <w:lang w:val="en-US"/>
-                </w:rPr>
-                <w:t>https://books.google.com.co/books?hl=es&amp;lr=&amp;id=I_Y-DwAAQBAJ&amp;oi=fnd&amp;pg=PP20&amp;dq=microsoft+office+365+&amp;ots=gu5TZRAo0Y&amp;sig=U1yKbwkyIR</w:t>
-              </w:r>
-              <w:r>
-                <w:rPr>
-                  <w:rStyle w:val="Hipervnculo"/>
-                  <w:sz w:val="27"/>
-                  <w:szCs w:val="27"/>
-                  <w:lang w:val="en-US"/>
-                </w:rPr>
-                <w:lastRenderedPageBreak/>
-                <w:t>YPqitjc-nFpx9OUzs&amp;redir_esc=y#v=onepage&amp;q=microsoft%20office%20365&amp;f=false</w:t>
-              </w:r>
-            </w:hyperlink>
+            <w:r>
+              <w:fldChar w:fldCharType="begin"/>
+            </w:r>
+            <w:r>
+              <w:rPr>
+                <w:lang w:val="en-US"/>
+              </w:rPr>
+              <w:instrText xml:space="preserve"> HYPERLINK "https://books.google.com.co/books?hl=es&amp;lr=&amp;id=I_Y-DwAAQBAJ&amp;oi=</w:instrText>
+            </w:r>
+            <w:r>
+              <w:rPr>
+                <w:lang w:val="en-US"/>
+              </w:rPr>
+              <w:instrText xml:space="preserve">fnd&amp;pg=PP20&amp;dq=microsoft+office+365+&amp;ots=gu5TZRAo0Y&amp;sig=U1yKbwkyIRYPqitjc-nFpx9OUzs&amp;redir_esc=y" \l "v=onepage&amp;q=microsoft%20office%20365&amp;f=false" </w:instrText>
+            </w:r>
+            <w:r>
+              <w:fldChar w:fldCharType="separate"/>
+            </w:r>
+            <w:r>
+              <w:rPr>
+                <w:rStyle w:val="Hipervnculo"/>
+                <w:sz w:val="27"/>
+                <w:szCs w:val="27"/>
+                <w:lang w:val="en-US"/>
+              </w:rPr>
+              <w:t>https://books.google.com.co/books?hl=es&amp;lr=&amp;id=I_Y-DwAAQBAJ&amp;oi=fnd&amp;pg=PP20&amp;dq=microsoft+office+365+&amp;ots=gu5TZRAo0Y&amp;sig=U1yKbwkyIR</w:t>
+            </w:r>
+            <w:r>
+              <w:rPr>
+                <w:rStyle w:val="Hipervnculo"/>
+                <w:sz w:val="27"/>
+                <w:szCs w:val="27"/>
+                <w:lang w:val="en-US"/>
+              </w:rPr>
+              <w:lastRenderedPageBreak/>
+              <w:t>YPqitjc-nFpx9OUzs&amp;redir_esc=y#v=onepage&amp;q=microsoft%20office%20365&amp;f=false</w:t>
+            </w:r>
+            <w:r>
+              <w:rPr>
+                <w:rStyle w:val="Hipervnculo"/>
+                <w:sz w:val="27"/>
+                <w:szCs w:val="27"/>
+                <w:lang w:val="en-US"/>
+              </w:rPr>
+              <w:fldChar w:fldCharType="end"/>
+            </w:r>
           </w:p>
         </w:tc>
       </w:tr>
@@ -15258,15 +14613,32 @@
           <w:lang w:val="en-US"/>
         </w:rPr>
       </w:pPr>
-      <w:hyperlink r:id="rId38" w:history="1">
-        <w:r>
-          <w:rPr>
-            <w:rStyle w:val="Hipervnculo"/>
-            <w:lang w:val="en-US"/>
-          </w:rPr>
-          <w:t>https://psycnet.apa.org/record/2019-59141-000</w:t>
-        </w:r>
-      </w:hyperlink>
+      <w:r>
+        <w:fldChar w:fldCharType="begin"/>
+      </w:r>
+      <w:r>
+        <w:rPr>
+          <w:lang w:val="en-US"/>
+        </w:rPr>
+        <w:instrText xml:space="preserve"> HYPERLINK "https://psycnet.apa.org/record/2019-59141-000" </w:instrText>
+      </w:r>
+      <w:r>
+        <w:fldChar w:fldCharType="separate"/>
+      </w:r>
+      <w:r>
+        <w:rPr>
+          <w:rStyle w:val="Hipervnculo"/>
+          <w:lang w:val="en-US"/>
+        </w:rPr>
+        <w:t>https://psycnet.apa.org/record/2019-59141-000</w:t>
+      </w:r>
+      <w:r>
+        <w:rPr>
+          <w:rStyle w:val="Hipervnculo"/>
+          <w:lang w:val="en-US"/>
+        </w:rPr>
+        <w:fldChar w:fldCharType="end"/>
+      </w:r>
     </w:p>
     <w:p>
       <w:r>
@@ -15274,7 +14646,7 @@
       </w:r>
     </w:p>
     <w:p>
-      <w:hyperlink r:id="rId39" w:history="1">
+      <w:hyperlink r:id="rId37" w:history="1">
         <w:r>
           <w:rPr>
             <w:rStyle w:val="Hipervnculo"/>
@@ -16736,8 +16108,8 @@
       </w:pPr>
     </w:p>
     <w:sectPr>
-      <w:headerReference w:type="default" r:id="rId40"/>
-      <w:footerReference w:type="default" r:id="rId41"/>
+      <w:headerReference w:type="default" r:id="rId38"/>
+      <w:footerReference w:type="default" r:id="rId39"/>
       <w:pgSz w:w="12240" w:h="15840"/>
       <w:pgMar w:top="1701" w:right="1134" w:bottom="1134" w:left="1134" w:header="709" w:footer="737" w:gutter="0"/>
       <w:pgNumType w:start="1"/>
@@ -24946,13 +24318,13 @@
 </file>
 
 <file path=customXml/itemProps2.xml><?xml version="1.0" encoding="utf-8"?>
-<ds:datastoreItem xmlns:ds="http://schemas.openxmlformats.org/officeDocument/2006/customXml" ds:itemID="{96145918-1455-49E5-B4EB-AEFC7A83F258}"/>
+<ds:datastoreItem xmlns:ds="http://schemas.openxmlformats.org/officeDocument/2006/customXml" ds:itemID="{6EEF96F7-EB90-4D51-BAE5-930568E2B0C5}"/>
 </file>
 
 <file path=customXml/itemProps3.xml><?xml version="1.0" encoding="utf-8"?>
-<ds:datastoreItem xmlns:ds="http://schemas.openxmlformats.org/officeDocument/2006/customXml" ds:itemID="{5BAF3BD9-4354-451D-BEC9-BD2984B43E34}"/>
+<ds:datastoreItem xmlns:ds="http://schemas.openxmlformats.org/officeDocument/2006/customXml" ds:itemID="{7DE54DA2-5DDA-48AA-9A48-6045AF129AC7}"/>
 </file>
 
 <file path=customXml/itemProps4.xml><?xml version="1.0" encoding="utf-8"?>
-<ds:datastoreItem xmlns:ds="http://schemas.openxmlformats.org/officeDocument/2006/customXml" ds:itemID="{F78A42F2-AD16-4928-952F-BD2D459DB9AB}"/>
+<ds:datastoreItem xmlns:ds="http://schemas.openxmlformats.org/officeDocument/2006/customXml" ds:itemID="{4DABDA70-14B4-46DE-A6F6-A0BBE37A172B}"/>
 </file>